--- a/3rd Year/6 Semester/ППИ-Верлен/pppp.docx
+++ b/3rd Year/6 Semester/ППИ-Верлен/pppp.docx
@@ -111,7 +111,6 @@
                                 <w:lang w:val="ru-RU" w:bidi="ps-AF"/>
                               </w:rPr>
                             </w:pPr>
-                            <w:proofErr w:type="gramStart"/>
                             <w:r>
                               <w:rPr>
                                 <w:rFonts w:asciiTheme="majorBidi" w:hAnsiTheme="majorBidi" w:cstheme="majorBidi"/>
@@ -123,7 +122,6 @@
                               </w:rPr>
                               <w:t>91</w:t>
                             </w:r>
-                            <w:proofErr w:type="gramEnd"/>
                             <w:r>
                               <w:rPr>
                                 <w:rFonts w:asciiTheme="majorBidi" w:hAnsiTheme="majorBidi" w:cstheme="majorBidi"/>
@@ -279,25 +277,7 @@
           <w:szCs w:val="24"/>
           <w:lang w:val="ru-RU"/>
         </w:rPr>
-        <w:t>Система поддерживает регистрацию, авторизацию, работу с каталогом, добавление книг в избранное и управление учётной записью.</w:t>
-      </w:r>
-      <w:r>
-        <w:rPr>
-          <w:rFonts w:asciiTheme="majorBidi" w:hAnsiTheme="majorBidi" w:cstheme="majorBidi"/>
-          <w:sz w:val="24"/>
-          <w:szCs w:val="24"/>
-          <w:lang w:val="ru-RU"/>
-        </w:rPr>
-        <w:t xml:space="preserve"> </w:t>
-      </w:r>
-      <w:r>
-        <w:rPr>
-          <w:rFonts w:asciiTheme="majorBidi" w:hAnsiTheme="majorBidi" w:cstheme="majorBidi"/>
-          <w:sz w:val="24"/>
-          <w:szCs w:val="24"/>
-          <w:lang w:val="ru-RU"/>
-        </w:rPr>
-        <w:t>Каждый процесс интерфейса описывается через граф диалога, включающий:</w:t>
+        <w:t>Система поддерживает регистрацию, авторизацию, работу с каталогом, добавление книг в избранное и управление учётной записью. Каждый процесс интерфейса описывается через граф диалога, включающий:</w:t>
       </w:r>
     </w:p>
     <w:p>
@@ -332,8 +312,6 @@
         </w:rPr>
         <w:t>;</w:t>
       </w:r>
-      <w:bookmarkStart w:id="0" w:name="_GoBack"/>
-      <w:bookmarkEnd w:id="0"/>
     </w:p>
     <w:p>
       <w:pPr>
@@ -524,15 +502,7 @@
           <w:sz w:val="24"/>
           <w:szCs w:val="24"/>
         </w:rPr>
-        <w:t>email</w:t>
-      </w:r>
-      <w:r>
-        <w:rPr>
-          <w:rFonts w:asciiTheme="majorBidi" w:hAnsiTheme="majorBidi" w:cstheme="majorBidi"/>
-          <w:sz w:val="24"/>
-          <w:szCs w:val="24"/>
-        </w:rPr>
-        <w:t>;</w:t>
+        <w:t>email;</w:t>
       </w:r>
     </w:p>
     <w:p>
@@ -732,15 +702,7 @@
           <w:sz w:val="24"/>
           <w:szCs w:val="24"/>
         </w:rPr>
-        <w:t>email</w:t>
-      </w:r>
-      <w:r>
-        <w:rPr>
-          <w:rFonts w:asciiTheme="majorBidi" w:hAnsiTheme="majorBidi" w:cstheme="majorBidi"/>
-          <w:sz w:val="24"/>
-          <w:szCs w:val="24"/>
-        </w:rPr>
-        <w:t>;</w:t>
+        <w:t>email;</w:t>
       </w:r>
     </w:p>
     <w:p>
@@ -1312,15 +1274,7 @@
           <w:sz w:val="24"/>
           <w:szCs w:val="24"/>
         </w:rPr>
-        <w:t>email</w:t>
-      </w:r>
-      <w:r>
-        <w:rPr>
-          <w:rFonts w:asciiTheme="majorBidi" w:hAnsiTheme="majorBidi" w:cstheme="majorBidi"/>
-          <w:sz w:val="24"/>
-          <w:szCs w:val="24"/>
-        </w:rPr>
-        <w:t>;</w:t>
+        <w:t>email;</w:t>
       </w:r>
     </w:p>
     <w:p>
@@ -1456,43 +1410,13 @@
           <w:szCs w:val="24"/>
         </w:rPr>
       </w:pPr>
-      <w:proofErr w:type="spellStart"/>
-      <w:proofErr w:type="gramStart"/>
-      <w:r>
-        <w:rPr>
-          <w:rFonts w:asciiTheme="majorBidi" w:hAnsiTheme="majorBidi" w:cstheme="majorBidi"/>
-          <w:sz w:val="24"/>
-          <w:szCs w:val="24"/>
-        </w:rPr>
-        <w:t>удаление</w:t>
-      </w:r>
-      <w:proofErr w:type="spellEnd"/>
-      <w:proofErr w:type="gramEnd"/>
-      <w:r>
-        <w:rPr>
-          <w:rFonts w:asciiTheme="majorBidi" w:hAnsiTheme="majorBidi" w:cstheme="majorBidi"/>
-          <w:sz w:val="24"/>
-          <w:szCs w:val="24"/>
-        </w:rPr>
-        <w:t xml:space="preserve"> </w:t>
-      </w:r>
-      <w:proofErr w:type="spellStart"/>
-      <w:r>
-        <w:rPr>
-          <w:rFonts w:asciiTheme="majorBidi" w:hAnsiTheme="majorBidi" w:cstheme="majorBidi"/>
-          <w:sz w:val="24"/>
-          <w:szCs w:val="24"/>
-        </w:rPr>
-        <w:t>аккаунта</w:t>
-      </w:r>
-      <w:proofErr w:type="spellEnd"/>
-      <w:r>
-        <w:rPr>
-          <w:rFonts w:asciiTheme="majorBidi" w:hAnsiTheme="majorBidi" w:cstheme="majorBidi"/>
-          <w:sz w:val="24"/>
-          <w:szCs w:val="24"/>
-        </w:rPr>
-        <w:t>.</w:t>
+      <w:r>
+        <w:rPr>
+          <w:rFonts w:asciiTheme="majorBidi" w:hAnsiTheme="majorBidi" w:cstheme="majorBidi"/>
+          <w:sz w:val="24"/>
+          <w:szCs w:val="24"/>
+        </w:rPr>
+        <w:t>удаление аккаунта.</w:t>
       </w:r>
     </w:p>
     <w:p>
@@ -1601,10 +1525,10 @@
           <wp:anchor distT="0" distB="0" distL="114300" distR="114300" simplePos="0" relativeHeight="251658240" behindDoc="0" locked="0" layoutInCell="1" allowOverlap="1">
             <wp:simplePos x="0" y="0"/>
             <wp:positionH relativeFrom="margin">
-              <wp:posOffset>3100457</wp:posOffset>
+              <wp:posOffset>4227830</wp:posOffset>
             </wp:positionH>
             <wp:positionV relativeFrom="margin">
-              <wp:posOffset>5653185</wp:posOffset>
+              <wp:posOffset>5612572</wp:posOffset>
             </wp:positionV>
             <wp:extent cx="1820545" cy="2423795"/>
             <wp:effectExtent l="0" t="0" r="8255" b="0"/>
@@ -1663,128 +1587,24 @@
       <w:r>
         <w:rPr>
           <w:rFonts w:asciiTheme="majorBidi" w:hAnsiTheme="majorBidi" w:cstheme="majorBidi"/>
-          <w:b/>
-          <w:bCs/>
-          <w:sz w:val="24"/>
-          <w:szCs w:val="24"/>
-          <w:lang w:val="ru-RU"/>
-        </w:rPr>
-        <w:t>Управляемый пользователем</w:t>
-      </w:r>
-      <w:r>
-        <w:rPr>
-          <w:rFonts w:asciiTheme="majorBidi" w:hAnsiTheme="majorBidi" w:cstheme="majorBidi"/>
-          <w:b/>
-          <w:bCs/>
-          <w:sz w:val="24"/>
-          <w:szCs w:val="24"/>
-          <w:lang w:val="ru-RU"/>
-        </w:rPr>
-        <w:t>:</w:t>
-      </w:r>
-    </w:p>
-    <w:p>
-      <w:pPr>
-        <w:jc w:val="both"/>
-        <w:rPr>
-          <w:rFonts w:asciiTheme="majorBidi" w:hAnsiTheme="majorBidi" w:cstheme="majorBidi"/>
-          <w:b/>
-          <w:bCs/>
+          <w:noProof/>
           <w:sz w:val="28"/>
           <w:szCs w:val="28"/>
-          <w:lang w:val="ru-RU"/>
-        </w:rPr>
-      </w:pPr>
-    </w:p>
-    <w:p>
-      <w:pPr>
-        <w:rPr>
-          <w:rFonts w:asciiTheme="majorBidi" w:hAnsiTheme="majorBidi" w:cstheme="majorBidi"/>
-          <w:b/>
-          <w:bCs/>
-          <w:sz w:val="28"/>
-          <w:szCs w:val="28"/>
-          <w:lang w:val="ru-RU"/>
-        </w:rPr>
-      </w:pPr>
-    </w:p>
-    <w:p>
-      <w:pPr>
-        <w:rPr>
-          <w:rFonts w:asciiTheme="majorBidi" w:hAnsiTheme="majorBidi" w:cstheme="majorBidi"/>
-          <w:b/>
-          <w:bCs/>
-          <w:sz w:val="28"/>
-          <w:szCs w:val="28"/>
-          <w:lang w:val="ru-RU"/>
-        </w:rPr>
-      </w:pPr>
-    </w:p>
-    <w:p>
-      <w:pPr>
-        <w:rPr>
-          <w:rFonts w:asciiTheme="majorBidi" w:hAnsiTheme="majorBidi" w:cstheme="majorBidi"/>
-          <w:sz w:val="28"/>
-          <w:szCs w:val="28"/>
-          <w:lang w:val="ru-RU"/>
-        </w:rPr>
-      </w:pPr>
-    </w:p>
-    <w:p>
-      <w:pPr>
-        <w:rPr>
-          <w:rFonts w:asciiTheme="majorBidi" w:hAnsiTheme="majorBidi" w:cstheme="majorBidi"/>
-          <w:sz w:val="28"/>
-          <w:szCs w:val="28"/>
-          <w:lang w:val="ru-RU"/>
-        </w:rPr>
-      </w:pPr>
-    </w:p>
-    <w:p>
-      <w:pPr>
-        <w:rPr>
-          <w:rFonts w:asciiTheme="majorBidi" w:hAnsiTheme="majorBidi" w:cstheme="majorBidi"/>
-          <w:sz w:val="28"/>
-          <w:szCs w:val="28"/>
-          <w:lang w:val="ru-RU"/>
-        </w:rPr>
-      </w:pPr>
-    </w:p>
-    <w:p>
-      <w:pPr>
-        <w:rPr>
-          <w:rFonts w:asciiTheme="majorBidi" w:hAnsiTheme="majorBidi" w:cstheme="majorBidi"/>
-          <w:b/>
-          <w:bCs/>
-          <w:sz w:val="24"/>
-          <w:szCs w:val="24"/>
-          <w:lang w:val="ru-RU"/>
-        </w:rPr>
-      </w:pPr>
-      <w:r>
-        <w:rPr>
-          <w:rFonts w:asciiTheme="majorBidi" w:hAnsiTheme="majorBidi" w:cstheme="majorBidi"/>
-          <w:b/>
-          <w:bCs/>
-          <w:noProof/>
-          <w:sz w:val="24"/>
-          <w:szCs w:val="24"/>
           <w:lang w:val="ru-RU" w:eastAsia="ru-RU"/>
         </w:rPr>
-        <w:lastRenderedPageBreak/>
         <w:drawing>
-          <wp:anchor distT="0" distB="0" distL="114300" distR="114300" simplePos="0" relativeHeight="251659264" behindDoc="0" locked="0" layoutInCell="1" allowOverlap="1">
+          <wp:anchor distT="0" distB="0" distL="114300" distR="114300" simplePos="0" relativeHeight="251673600" behindDoc="0" locked="0" layoutInCell="1" allowOverlap="1">
             <wp:simplePos x="0" y="0"/>
             <wp:positionH relativeFrom="margin">
-              <wp:posOffset>2614185</wp:posOffset>
+              <wp:posOffset>-238015</wp:posOffset>
             </wp:positionH>
             <wp:positionV relativeFrom="margin">
-              <wp:posOffset>-70651</wp:posOffset>
+              <wp:posOffset>5756551</wp:posOffset>
             </wp:positionV>
-            <wp:extent cx="3108960" cy="2636520"/>
-            <wp:effectExtent l="0" t="0" r="0" b="0"/>
+            <wp:extent cx="4222115" cy="2549525"/>
+            <wp:effectExtent l="0" t="0" r="6985" b="3175"/>
             <wp:wrapSquare wrapText="bothSides"/>
-            <wp:docPr id="10" name="Picture 10"/>
+            <wp:docPr id="1" name="Picture 1"/>
             <wp:cNvGraphicFramePr>
               <a:graphicFrameLocks xmlns:a="http://schemas.openxmlformats.org/drawingml/2006/main" noChangeAspect="1"/>
             </wp:cNvGraphicFramePr>
@@ -1792,7 +1612,7 @@
               <a:graphicData uri="http://schemas.openxmlformats.org/drawingml/2006/picture">
                 <pic:pic xmlns:pic="http://schemas.openxmlformats.org/drawingml/2006/picture">
                   <pic:nvPicPr>
-                    <pic:cNvPr id="10" name="22.PNG"/>
+                    <pic:cNvPr id="1" name="1.PNG"/>
                     <pic:cNvPicPr/>
                   </pic:nvPicPr>
                   <pic:blipFill>
@@ -1810,7 +1630,7 @@
                   <pic:spPr>
                     <a:xfrm>
                       <a:off x="0" y="0"/>
-                      <a:ext cx="3108960" cy="2636520"/>
+                      <a:ext cx="4222115" cy="2549525"/>
                     </a:xfrm>
                     <a:prstGeom prst="rect">
                       <a:avLst/>
@@ -1837,6 +1657,107 @@
           <w:szCs w:val="24"/>
           <w:lang w:val="ru-RU"/>
         </w:rPr>
+        <w:t>Управляемый пользователем</w:t>
+      </w:r>
+      <w:r>
+        <w:rPr>
+          <w:rFonts w:asciiTheme="majorBidi" w:hAnsiTheme="majorBidi" w:cstheme="majorBidi"/>
+          <w:b/>
+          <w:bCs/>
+          <w:sz w:val="24"/>
+          <w:szCs w:val="24"/>
+          <w:lang w:val="ru-RU"/>
+        </w:rPr>
+        <w:t>:</w:t>
+      </w:r>
+    </w:p>
+    <w:p>
+      <w:pPr>
+        <w:rPr>
+          <w:rFonts w:asciiTheme="majorBidi" w:hAnsiTheme="majorBidi" w:cstheme="majorBidi"/>
+          <w:b/>
+          <w:bCs/>
+          <w:sz w:val="24"/>
+          <w:szCs w:val="24"/>
+          <w:lang w:val="ru-RU"/>
+        </w:rPr>
+      </w:pPr>
+      <w:r>
+        <w:rPr>
+          <w:rFonts w:asciiTheme="majorBidi" w:hAnsiTheme="majorBidi" w:cstheme="majorBidi"/>
+          <w:b/>
+          <w:bCs/>
+          <w:noProof/>
+          <w:sz w:val="24"/>
+          <w:szCs w:val="24"/>
+          <w:lang w:val="ru-RU" w:eastAsia="ru-RU"/>
+        </w:rPr>
+        <w:lastRenderedPageBreak/>
+        <w:drawing>
+          <wp:anchor distT="0" distB="0" distL="114300" distR="114300" simplePos="0" relativeHeight="251659264" behindDoc="0" locked="0" layoutInCell="1" allowOverlap="1">
+            <wp:simplePos x="0" y="0"/>
+            <wp:positionH relativeFrom="margin">
+              <wp:posOffset>2607310</wp:posOffset>
+            </wp:positionH>
+            <wp:positionV relativeFrom="margin">
+              <wp:posOffset>-16704</wp:posOffset>
+            </wp:positionV>
+            <wp:extent cx="2790825" cy="2366645"/>
+            <wp:effectExtent l="0" t="0" r="9525" b="0"/>
+            <wp:wrapSquare wrapText="bothSides"/>
+            <wp:docPr id="10" name="Picture 10"/>
+            <wp:cNvGraphicFramePr>
+              <a:graphicFrameLocks xmlns:a="http://schemas.openxmlformats.org/drawingml/2006/main" noChangeAspect="1"/>
+            </wp:cNvGraphicFramePr>
+            <a:graphic xmlns:a="http://schemas.openxmlformats.org/drawingml/2006/main">
+              <a:graphicData uri="http://schemas.openxmlformats.org/drawingml/2006/picture">
+                <pic:pic xmlns:pic="http://schemas.openxmlformats.org/drawingml/2006/picture">
+                  <pic:nvPicPr>
+                    <pic:cNvPr id="10" name="22.PNG"/>
+                    <pic:cNvPicPr/>
+                  </pic:nvPicPr>
+                  <pic:blipFill>
+                    <a:blip r:embed="rId10" cstate="print">
+                      <a:extLst>
+                        <a:ext uri="{28A0092B-C50C-407E-A947-70E740481C1C}">
+                          <a14:useLocalDpi xmlns:a14="http://schemas.microsoft.com/office/drawing/2010/main" val="0"/>
+                        </a:ext>
+                      </a:extLst>
+                    </a:blip>
+                    <a:stretch>
+                      <a:fillRect/>
+                    </a:stretch>
+                  </pic:blipFill>
+                  <pic:spPr>
+                    <a:xfrm>
+                      <a:off x="0" y="0"/>
+                      <a:ext cx="2790825" cy="2366645"/>
+                    </a:xfrm>
+                    <a:prstGeom prst="rect">
+                      <a:avLst/>
+                    </a:prstGeom>
+                  </pic:spPr>
+                </pic:pic>
+              </a:graphicData>
+            </a:graphic>
+            <wp14:sizeRelH relativeFrom="margin">
+              <wp14:pctWidth>0</wp14:pctWidth>
+            </wp14:sizeRelH>
+            <wp14:sizeRelV relativeFrom="margin">
+              <wp14:pctHeight>0</wp14:pctHeight>
+            </wp14:sizeRelV>
+          </wp:anchor>
+        </w:drawing>
+      </w:r>
+      <w:r>
+        <w:rPr>
+          <w:rFonts w:asciiTheme="majorBidi" w:hAnsiTheme="majorBidi" w:cstheme="majorBidi"/>
+          <w:b/>
+          <w:bCs/>
+          <w:sz w:val="24"/>
+          <w:szCs w:val="24"/>
+          <w:lang w:val="ru-RU"/>
+        </w:rPr>
         <w:t xml:space="preserve">Управляемый программой: </w:t>
       </w:r>
     </w:p>
@@ -1935,18 +1856,6 @@
         </w:tabs>
         <w:rPr>
           <w:rFonts w:asciiTheme="majorBidi" w:hAnsiTheme="majorBidi" w:cstheme="majorBidi"/>
-          <w:sz w:val="24"/>
-          <w:szCs w:val="24"/>
-          <w:lang w:val="ru-RU"/>
-        </w:rPr>
-      </w:pPr>
-    </w:p>
-    <w:p>
-      <w:pPr>
-        <w:rPr>
-          <w:rFonts w:asciiTheme="majorBidi" w:hAnsiTheme="majorBidi" w:cstheme="majorBidi"/>
-          <w:b/>
-          <w:bCs/>
           <w:sz w:val="24"/>
           <w:szCs w:val="24"/>
           <w:lang w:val="ru-RU"/>
@@ -1966,10 +1875,10 @@
           <wp:anchor distT="0" distB="0" distL="114300" distR="114300" simplePos="0" relativeHeight="251660288" behindDoc="0" locked="0" layoutInCell="1" allowOverlap="1">
             <wp:simplePos x="0" y="0"/>
             <wp:positionH relativeFrom="margin">
-              <wp:posOffset>1434107</wp:posOffset>
+              <wp:posOffset>2205355</wp:posOffset>
             </wp:positionH>
             <wp:positionV relativeFrom="margin">
-              <wp:posOffset>2835965</wp:posOffset>
+              <wp:posOffset>2514738</wp:posOffset>
             </wp:positionV>
             <wp:extent cx="3262630" cy="2671445"/>
             <wp:effectExtent l="0" t="0" r="0" b="0"/>
@@ -1986,7 +1895,7 @@
                     <pic:cNvPicPr/>
                   </pic:nvPicPr>
                   <pic:blipFill>
-                    <a:blip r:embed="rId10">
+                    <a:blip r:embed="rId11">
                       <a:extLst>
                         <a:ext uri="{28A0092B-C50C-407E-A947-70E740481C1C}">
                           <a14:useLocalDpi xmlns:a14="http://schemas.microsoft.com/office/drawing/2010/main" val="0"/>
@@ -2012,6 +1921,18 @@
           </wp:anchor>
         </w:drawing>
       </w:r>
+    </w:p>
+    <w:p>
+      <w:pPr>
+        <w:rPr>
+          <w:rFonts w:asciiTheme="majorBidi" w:hAnsiTheme="majorBidi" w:cstheme="majorBidi"/>
+          <w:b/>
+          <w:bCs/>
+          <w:sz w:val="24"/>
+          <w:szCs w:val="24"/>
+          <w:lang w:val="ru-RU"/>
+        </w:rPr>
+      </w:pPr>
       <w:r>
         <w:rPr>
           <w:rFonts w:asciiTheme="majorBidi" w:hAnsiTheme="majorBidi" w:cstheme="majorBidi"/>
@@ -2122,18 +2043,6 @@
     </w:p>
     <w:p>
       <w:pPr>
-        <w:rPr>
-          <w:rFonts w:asciiTheme="majorBidi" w:hAnsiTheme="majorBidi" w:cstheme="majorBidi"/>
-          <w:b/>
-          <w:bCs/>
-          <w:sz w:val="24"/>
-          <w:szCs w:val="24"/>
-          <w:lang w:val="ru-RU"/>
-        </w:rPr>
-      </w:pPr>
-    </w:p>
-    <w:p>
-      <w:pPr>
         <w:jc w:val="center"/>
         <w:rPr>
           <w:rFonts w:asciiTheme="majorBidi" w:hAnsiTheme="majorBidi" w:cstheme="majorBidi"/>
@@ -2142,30 +2051,6 @@
           <w:sz w:val="24"/>
           <w:szCs w:val="24"/>
           <w:lang w:val="ru-RU"/>
-        </w:rPr>
-      </w:pPr>
-      <w:r>
-        <w:rPr>
-          <w:rFonts w:asciiTheme="majorBidi" w:hAnsiTheme="majorBidi" w:cstheme="majorBidi"/>
-          <w:b/>
-          <w:bCs/>
-          <w:sz w:val="24"/>
-          <w:szCs w:val="24"/>
-          <w:lang w:val="ru-RU"/>
-        </w:rPr>
-        <w:t>3.2. Авторизация</w:t>
-      </w:r>
-    </w:p>
-    <w:p>
-      <w:pPr>
-        <w:rPr>
-          <w:rFonts w:asciiTheme="majorBidi" w:hAnsiTheme="majorBidi" w:cstheme="majorBidi"/>
-          <w:b/>
-          <w:bCs/>
-          <w:noProof/>
-          <w:sz w:val="24"/>
-          <w:szCs w:val="24"/>
-          <w:lang w:eastAsia="ru-RU"/>
         </w:rPr>
       </w:pPr>
       <w:r>
@@ -2182,10 +2067,10 @@
           <wp:anchor distT="0" distB="0" distL="114300" distR="114300" simplePos="0" relativeHeight="251661312" behindDoc="0" locked="0" layoutInCell="1" allowOverlap="1">
             <wp:simplePos x="0" y="0"/>
             <wp:positionH relativeFrom="margin">
-              <wp:posOffset>683757</wp:posOffset>
+              <wp:posOffset>1577920</wp:posOffset>
             </wp:positionH>
             <wp:positionV relativeFrom="margin">
-              <wp:posOffset>6085978</wp:posOffset>
+              <wp:posOffset>5568315</wp:posOffset>
             </wp:positionV>
             <wp:extent cx="4782217" cy="962159"/>
             <wp:effectExtent l="0" t="0" r="0" b="9525"/>
@@ -2202,7 +2087,7 @@
                     <pic:cNvPicPr/>
                   </pic:nvPicPr>
                   <pic:blipFill>
-                    <a:blip r:embed="rId11">
+                    <a:blip r:embed="rId12">
                       <a:extLst>
                         <a:ext uri="{28A0092B-C50C-407E-A947-70E740481C1C}">
                           <a14:useLocalDpi xmlns:a14="http://schemas.microsoft.com/office/drawing/2010/main" val="0"/>
@@ -2237,6 +2122,30 @@
           <w:szCs w:val="24"/>
           <w:lang w:val="ru-RU"/>
         </w:rPr>
+        <w:t>3.2. Авторизация</w:t>
+      </w:r>
+    </w:p>
+    <w:p>
+      <w:pPr>
+        <w:rPr>
+          <w:rFonts w:asciiTheme="majorBidi" w:hAnsiTheme="majorBidi" w:cstheme="majorBidi"/>
+          <w:b/>
+          <w:bCs/>
+          <w:noProof/>
+          <w:sz w:val="24"/>
+          <w:szCs w:val="24"/>
+          <w:lang w:val="ru-RU" w:eastAsia="ru-RU"/>
+        </w:rPr>
+      </w:pPr>
+      <w:r>
+        <w:rPr>
+          <w:rFonts w:asciiTheme="majorBidi" w:hAnsiTheme="majorBidi" w:cstheme="majorBidi"/>
+          <w:b/>
+          <w:bCs/>
+          <w:sz w:val="24"/>
+          <w:szCs w:val="24"/>
+          <w:lang w:val="ru-RU"/>
+        </w:rPr>
         <w:t>Управляемый пользователем</w:t>
       </w:r>
       <w:r>
@@ -2247,7 +2156,7 @@
           <w:noProof/>
           <w:sz w:val="24"/>
           <w:szCs w:val="24"/>
-          <w:lang w:eastAsia="ru-RU"/>
+          <w:lang w:val="ru-RU" w:eastAsia="ru-RU"/>
         </w:rPr>
         <w:t>:</w:t>
       </w:r>
@@ -2260,83 +2169,159 @@
           <w:bCs/>
           <w:sz w:val="24"/>
           <w:szCs w:val="24"/>
-        </w:rPr>
-      </w:pPr>
-    </w:p>
-    <w:p>
-      <w:pPr>
-        <w:rPr>
-          <w:rFonts w:asciiTheme="majorBidi" w:hAnsiTheme="majorBidi" w:cstheme="majorBidi"/>
-          <w:b/>
-          <w:bCs/>
-          <w:sz w:val="24"/>
-          <w:szCs w:val="24"/>
-        </w:rPr>
-      </w:pPr>
-    </w:p>
-    <w:p>
-      <w:pPr>
-        <w:rPr>
-          <w:rFonts w:asciiTheme="majorBidi" w:hAnsiTheme="majorBidi" w:cstheme="majorBidi"/>
-          <w:b/>
-          <w:bCs/>
-          <w:sz w:val="24"/>
-          <w:szCs w:val="24"/>
-        </w:rPr>
-      </w:pPr>
-    </w:p>
-    <w:p>
-      <w:pPr>
-        <w:rPr>
-          <w:rFonts w:asciiTheme="majorBidi" w:hAnsiTheme="majorBidi" w:cstheme="majorBidi"/>
-          <w:b/>
-          <w:bCs/>
-          <w:sz w:val="24"/>
-          <w:szCs w:val="24"/>
-        </w:rPr>
-      </w:pPr>
-    </w:p>
-    <w:p>
-      <w:pPr>
-        <w:rPr>
-          <w:rFonts w:asciiTheme="majorBidi" w:hAnsiTheme="majorBidi" w:cstheme="majorBidi"/>
-          <w:b/>
-          <w:bCs/>
-          <w:sz w:val="24"/>
-          <w:szCs w:val="24"/>
-        </w:rPr>
-      </w:pPr>
-    </w:p>
-    <w:p>
-      <w:pPr>
-        <w:rPr>
-          <w:rFonts w:asciiTheme="majorBidi" w:hAnsiTheme="majorBidi" w:cstheme="majorBidi"/>
-          <w:b/>
-          <w:bCs/>
-          <w:sz w:val="24"/>
-          <w:szCs w:val="24"/>
-        </w:rPr>
-      </w:pPr>
-    </w:p>
-    <w:p>
-      <w:pPr>
-        <w:rPr>
-          <w:rFonts w:asciiTheme="majorBidi" w:hAnsiTheme="majorBidi" w:cstheme="majorBidi"/>
-          <w:b/>
-          <w:bCs/>
-          <w:sz w:val="24"/>
-          <w:szCs w:val="24"/>
-        </w:rPr>
-      </w:pPr>
-    </w:p>
-    <w:p>
-      <w:pPr>
-        <w:rPr>
-          <w:rFonts w:asciiTheme="majorBidi" w:hAnsiTheme="majorBidi" w:cstheme="majorBidi"/>
-          <w:b/>
-          <w:bCs/>
-          <w:sz w:val="24"/>
-          <w:szCs w:val="24"/>
+          <w:lang w:val="ru-RU"/>
+        </w:rPr>
+      </w:pPr>
+      <w:r>
+        <w:rPr>
+          <w:rFonts w:asciiTheme="majorBidi" w:hAnsiTheme="majorBidi" w:cstheme="majorBidi"/>
+          <w:b/>
+          <w:bCs/>
+          <w:noProof/>
+          <w:sz w:val="24"/>
+          <w:szCs w:val="24"/>
+          <w:lang w:val="ru-RU" w:eastAsia="ru-RU"/>
+        </w:rPr>
+        <w:drawing>
+          <wp:anchor distT="0" distB="0" distL="114300" distR="114300" simplePos="0" relativeHeight="251674624" behindDoc="0" locked="0" layoutInCell="1" allowOverlap="1">
+            <wp:simplePos x="0" y="0"/>
+            <wp:positionH relativeFrom="margin">
+              <wp:align>center</wp:align>
+            </wp:positionH>
+            <wp:positionV relativeFrom="margin">
+              <wp:posOffset>6265104</wp:posOffset>
+            </wp:positionV>
+            <wp:extent cx="3347085" cy="2477135"/>
+            <wp:effectExtent l="0" t="0" r="5715" b="0"/>
+            <wp:wrapSquare wrapText="bothSides"/>
+            <wp:docPr id="2" name="Picture 2"/>
+            <wp:cNvGraphicFramePr>
+              <a:graphicFrameLocks xmlns:a="http://schemas.openxmlformats.org/drawingml/2006/main" noChangeAspect="1"/>
+            </wp:cNvGraphicFramePr>
+            <a:graphic xmlns:a="http://schemas.openxmlformats.org/drawingml/2006/main">
+              <a:graphicData uri="http://schemas.openxmlformats.org/drawingml/2006/picture">
+                <pic:pic xmlns:pic="http://schemas.openxmlformats.org/drawingml/2006/picture">
+                  <pic:nvPicPr>
+                    <pic:cNvPr id="2" name="2.PNG"/>
+                    <pic:cNvPicPr/>
+                  </pic:nvPicPr>
+                  <pic:blipFill>
+                    <a:blip r:embed="rId13">
+                      <a:extLst>
+                        <a:ext uri="{28A0092B-C50C-407E-A947-70E740481C1C}">
+                          <a14:useLocalDpi xmlns:a14="http://schemas.microsoft.com/office/drawing/2010/main" val="0"/>
+                        </a:ext>
+                      </a:extLst>
+                    </a:blip>
+                    <a:stretch>
+                      <a:fillRect/>
+                    </a:stretch>
+                  </pic:blipFill>
+                  <pic:spPr>
+                    <a:xfrm>
+                      <a:off x="0" y="0"/>
+                      <a:ext cx="3347085" cy="2477135"/>
+                    </a:xfrm>
+                    <a:prstGeom prst="rect">
+                      <a:avLst/>
+                    </a:prstGeom>
+                  </pic:spPr>
+                </pic:pic>
+              </a:graphicData>
+            </a:graphic>
+            <wp14:sizeRelH relativeFrom="margin">
+              <wp14:pctWidth>0</wp14:pctWidth>
+            </wp14:sizeRelH>
+            <wp14:sizeRelV relativeFrom="margin">
+              <wp14:pctHeight>0</wp14:pctHeight>
+            </wp14:sizeRelV>
+          </wp:anchor>
+        </w:drawing>
+      </w:r>
+    </w:p>
+    <w:p>
+      <w:pPr>
+        <w:rPr>
+          <w:rFonts w:asciiTheme="majorBidi" w:hAnsiTheme="majorBidi" w:cstheme="majorBidi"/>
+          <w:b/>
+          <w:bCs/>
+          <w:sz w:val="24"/>
+          <w:szCs w:val="24"/>
+          <w:lang w:val="ru-RU"/>
+        </w:rPr>
+      </w:pPr>
+      <w:bookmarkStart w:id="0" w:name="_GoBack"/>
+      <w:bookmarkEnd w:id="0"/>
+    </w:p>
+    <w:p>
+      <w:pPr>
+        <w:rPr>
+          <w:rFonts w:asciiTheme="majorBidi" w:hAnsiTheme="majorBidi" w:cstheme="majorBidi"/>
+          <w:b/>
+          <w:bCs/>
+          <w:sz w:val="24"/>
+          <w:szCs w:val="24"/>
+          <w:lang w:val="ru-RU"/>
+        </w:rPr>
+      </w:pPr>
+    </w:p>
+    <w:p>
+      <w:pPr>
+        <w:rPr>
+          <w:rFonts w:asciiTheme="majorBidi" w:hAnsiTheme="majorBidi" w:cstheme="majorBidi"/>
+          <w:b/>
+          <w:bCs/>
+          <w:sz w:val="24"/>
+          <w:szCs w:val="24"/>
+          <w:lang w:val="ru-RU"/>
+        </w:rPr>
+      </w:pPr>
+    </w:p>
+    <w:p>
+      <w:pPr>
+        <w:rPr>
+          <w:rFonts w:asciiTheme="majorBidi" w:hAnsiTheme="majorBidi" w:cstheme="majorBidi"/>
+          <w:b/>
+          <w:bCs/>
+          <w:sz w:val="24"/>
+          <w:szCs w:val="24"/>
+          <w:lang w:val="ru-RU"/>
+        </w:rPr>
+      </w:pPr>
+    </w:p>
+    <w:p>
+      <w:pPr>
+        <w:rPr>
+          <w:rFonts w:asciiTheme="majorBidi" w:hAnsiTheme="majorBidi" w:cstheme="majorBidi"/>
+          <w:b/>
+          <w:bCs/>
+          <w:sz w:val="24"/>
+          <w:szCs w:val="24"/>
+          <w:lang w:val="ru-RU"/>
+        </w:rPr>
+      </w:pPr>
+    </w:p>
+    <w:p>
+      <w:pPr>
+        <w:rPr>
+          <w:rFonts w:asciiTheme="majorBidi" w:hAnsiTheme="majorBidi" w:cstheme="majorBidi"/>
+          <w:b/>
+          <w:bCs/>
+          <w:sz w:val="24"/>
+          <w:szCs w:val="24"/>
+          <w:lang w:val="ru-RU"/>
+        </w:rPr>
+      </w:pPr>
+    </w:p>
+    <w:p>
+      <w:pPr>
+        <w:rPr>
+          <w:rFonts w:asciiTheme="majorBidi" w:hAnsiTheme="majorBidi" w:cstheme="majorBidi"/>
+          <w:b/>
+          <w:bCs/>
+          <w:sz w:val="24"/>
+          <w:szCs w:val="24"/>
+          <w:lang w:val="ru-RU"/>
         </w:rPr>
       </w:pPr>
       <w:r>
@@ -2354,13 +2339,13 @@
           <wp:anchor distT="0" distB="0" distL="114300" distR="114300" simplePos="0" relativeHeight="251662336" behindDoc="0" locked="0" layoutInCell="1" allowOverlap="1">
             <wp:simplePos x="0" y="0"/>
             <wp:positionH relativeFrom="margin">
-              <wp:posOffset>2796540</wp:posOffset>
+              <wp:posOffset>2690495</wp:posOffset>
             </wp:positionH>
             <wp:positionV relativeFrom="margin">
-              <wp:posOffset>-383429</wp:posOffset>
+              <wp:posOffset>-351541</wp:posOffset>
             </wp:positionV>
             <wp:extent cx="2870200" cy="2651125"/>
-            <wp:effectExtent l="0" t="0" r="6350" b="0"/>
+            <wp:effectExtent l="0" t="0" r="0" b="0"/>
             <wp:wrapSquare wrapText="bothSides"/>
             <wp:docPr id="13" name="Picture 13"/>
             <wp:cNvGraphicFramePr>
@@ -2374,7 +2359,7 @@
                     <pic:cNvPicPr/>
                   </pic:nvPicPr>
                   <pic:blipFill>
-                    <a:blip r:embed="rId12">
+                    <a:blip r:embed="rId14">
                       <a:extLst>
                         <a:ext uri="{28A0092B-C50C-407E-A947-70E740481C1C}">
                           <a14:useLocalDpi xmlns:a14="http://schemas.microsoft.com/office/drawing/2010/main" val="0"/>
@@ -2406,47 +2391,25 @@
           </wp:anchor>
         </w:drawing>
       </w:r>
-      <w:proofErr w:type="spellStart"/>
-      <w:r>
-        <w:rPr>
-          <w:rFonts w:asciiTheme="majorBidi" w:hAnsiTheme="majorBidi" w:cstheme="majorBidi"/>
-          <w:b/>
-          <w:bCs/>
-          <w:sz w:val="24"/>
-          <w:szCs w:val="24"/>
-        </w:rPr>
-        <w:t>Управляемый</w:t>
-      </w:r>
-      <w:proofErr w:type="spellEnd"/>
-      <w:r>
-        <w:rPr>
-          <w:rFonts w:asciiTheme="majorBidi" w:hAnsiTheme="majorBidi" w:cstheme="majorBidi"/>
-          <w:b/>
-          <w:bCs/>
-          <w:sz w:val="24"/>
-          <w:szCs w:val="24"/>
-        </w:rPr>
-        <w:t xml:space="preserve"> </w:t>
-      </w:r>
-      <w:proofErr w:type="spellStart"/>
-      <w:r>
-        <w:rPr>
-          <w:rFonts w:asciiTheme="majorBidi" w:hAnsiTheme="majorBidi" w:cstheme="majorBidi"/>
-          <w:b/>
-          <w:bCs/>
-          <w:sz w:val="24"/>
-          <w:szCs w:val="24"/>
-        </w:rPr>
-        <w:t>программой</w:t>
-      </w:r>
-      <w:proofErr w:type="spellEnd"/>
-      <w:r>
-        <w:rPr>
-          <w:rFonts w:asciiTheme="majorBidi" w:hAnsiTheme="majorBidi" w:cstheme="majorBidi"/>
-          <w:b/>
-          <w:bCs/>
-          <w:sz w:val="24"/>
-          <w:szCs w:val="24"/>
+      <w:r>
+        <w:rPr>
+          <w:rFonts w:asciiTheme="majorBidi" w:hAnsiTheme="majorBidi" w:cstheme="majorBidi"/>
+          <w:b/>
+          <w:bCs/>
+          <w:sz w:val="24"/>
+          <w:szCs w:val="24"/>
+          <w:lang w:val="ru-RU"/>
+        </w:rPr>
+        <w:t>Управляемый программой</w:t>
+      </w:r>
+      <w:r>
+        <w:rPr>
+          <w:rFonts w:asciiTheme="majorBidi" w:hAnsiTheme="majorBidi" w:cstheme="majorBidi"/>
+          <w:b/>
+          <w:bCs/>
+          <w:sz w:val="24"/>
+          <w:szCs w:val="24"/>
+          <w:lang w:val="ru-RU"/>
         </w:rPr>
         <w:t>:</w:t>
       </w:r>
@@ -2459,72 +2422,102 @@
           <w:bCs/>
           <w:sz w:val="24"/>
           <w:szCs w:val="24"/>
-        </w:rPr>
-      </w:pPr>
-    </w:p>
-    <w:p>
-      <w:pPr>
-        <w:rPr>
-          <w:rFonts w:asciiTheme="majorBidi" w:hAnsiTheme="majorBidi" w:cstheme="majorBidi"/>
-          <w:b/>
-          <w:bCs/>
-          <w:sz w:val="24"/>
-          <w:szCs w:val="24"/>
-        </w:rPr>
-      </w:pPr>
-    </w:p>
-    <w:p>
-      <w:pPr>
-        <w:rPr>
-          <w:rFonts w:asciiTheme="majorBidi" w:hAnsiTheme="majorBidi" w:cstheme="majorBidi"/>
-          <w:b/>
-          <w:bCs/>
-          <w:sz w:val="24"/>
-          <w:szCs w:val="24"/>
-        </w:rPr>
-      </w:pPr>
-    </w:p>
-    <w:p>
-      <w:pPr>
-        <w:rPr>
-          <w:rFonts w:asciiTheme="majorBidi" w:hAnsiTheme="majorBidi" w:cstheme="majorBidi"/>
-          <w:b/>
-          <w:bCs/>
-          <w:sz w:val="24"/>
-          <w:szCs w:val="24"/>
-        </w:rPr>
-      </w:pPr>
-    </w:p>
-    <w:p>
-      <w:pPr>
-        <w:rPr>
-          <w:rFonts w:asciiTheme="majorBidi" w:hAnsiTheme="majorBidi" w:cstheme="majorBidi"/>
-          <w:b/>
-          <w:bCs/>
-          <w:sz w:val="24"/>
-          <w:szCs w:val="24"/>
-        </w:rPr>
-      </w:pPr>
-    </w:p>
-    <w:p>
-      <w:pPr>
-        <w:rPr>
-          <w:rFonts w:asciiTheme="majorBidi" w:hAnsiTheme="majorBidi" w:cstheme="majorBidi"/>
-          <w:b/>
-          <w:bCs/>
-          <w:sz w:val="24"/>
-          <w:szCs w:val="24"/>
-        </w:rPr>
-      </w:pPr>
-    </w:p>
-    <w:p>
-      <w:pPr>
-        <w:rPr>
-          <w:rFonts w:asciiTheme="majorBidi" w:hAnsiTheme="majorBidi" w:cstheme="majorBidi"/>
-          <w:b/>
-          <w:bCs/>
-          <w:sz w:val="24"/>
-          <w:szCs w:val="24"/>
+          <w:lang w:val="ru-RU"/>
+        </w:rPr>
+      </w:pPr>
+    </w:p>
+    <w:p>
+      <w:pPr>
+        <w:rPr>
+          <w:rFonts w:asciiTheme="majorBidi" w:hAnsiTheme="majorBidi" w:cstheme="majorBidi"/>
+          <w:b/>
+          <w:bCs/>
+          <w:sz w:val="24"/>
+          <w:szCs w:val="24"/>
+          <w:lang w:val="ru-RU"/>
+        </w:rPr>
+      </w:pPr>
+    </w:p>
+    <w:p>
+      <w:pPr>
+        <w:rPr>
+          <w:rFonts w:asciiTheme="majorBidi" w:hAnsiTheme="majorBidi" w:cstheme="majorBidi"/>
+          <w:b/>
+          <w:bCs/>
+          <w:sz w:val="24"/>
+          <w:szCs w:val="24"/>
+          <w:lang w:val="ru-RU"/>
+        </w:rPr>
+      </w:pPr>
+    </w:p>
+    <w:p>
+      <w:pPr>
+        <w:rPr>
+          <w:rFonts w:asciiTheme="majorBidi" w:hAnsiTheme="majorBidi" w:cstheme="majorBidi"/>
+          <w:b/>
+          <w:bCs/>
+          <w:sz w:val="24"/>
+          <w:szCs w:val="24"/>
+          <w:lang w:val="ru-RU"/>
+        </w:rPr>
+      </w:pPr>
+    </w:p>
+    <w:p>
+      <w:pPr>
+        <w:rPr>
+          <w:rFonts w:asciiTheme="majorBidi" w:hAnsiTheme="majorBidi" w:cstheme="majorBidi"/>
+          <w:b/>
+          <w:bCs/>
+          <w:sz w:val="24"/>
+          <w:szCs w:val="24"/>
+          <w:lang w:val="ru-RU"/>
+        </w:rPr>
+      </w:pPr>
+    </w:p>
+    <w:p>
+      <w:pPr>
+        <w:rPr>
+          <w:rFonts w:asciiTheme="majorBidi" w:hAnsiTheme="majorBidi" w:cstheme="majorBidi"/>
+          <w:b/>
+          <w:bCs/>
+          <w:sz w:val="24"/>
+          <w:szCs w:val="24"/>
+          <w:lang w:val="ru-RU"/>
+        </w:rPr>
+      </w:pPr>
+    </w:p>
+    <w:p>
+      <w:pPr>
+        <w:rPr>
+          <w:rFonts w:asciiTheme="majorBidi" w:hAnsiTheme="majorBidi" w:cstheme="majorBidi"/>
+          <w:b/>
+          <w:bCs/>
+          <w:sz w:val="24"/>
+          <w:szCs w:val="24"/>
+          <w:lang w:val="ru-RU"/>
+        </w:rPr>
+      </w:pPr>
+      <w:r>
+        <w:rPr>
+          <w:rFonts w:asciiTheme="majorBidi" w:hAnsiTheme="majorBidi" w:cstheme="majorBidi"/>
+          <w:b/>
+          <w:bCs/>
+          <w:sz w:val="24"/>
+          <w:szCs w:val="24"/>
+          <w:lang w:val="ru-RU"/>
+        </w:rPr>
+        <w:t>Комбинированный граф:</w:t>
+      </w:r>
+    </w:p>
+    <w:p>
+      <w:pPr>
+        <w:rPr>
+          <w:rFonts w:asciiTheme="majorBidi" w:hAnsiTheme="majorBidi" w:cstheme="majorBidi"/>
+          <w:b/>
+          <w:bCs/>
+          <w:sz w:val="24"/>
+          <w:szCs w:val="24"/>
+          <w:lang w:val="ru-RU"/>
         </w:rPr>
       </w:pPr>
       <w:r>
@@ -2541,10 +2534,10 @@
           <wp:anchor distT="0" distB="0" distL="114300" distR="114300" simplePos="0" relativeHeight="251663360" behindDoc="0" locked="0" layoutInCell="1" allowOverlap="1">
             <wp:simplePos x="0" y="0"/>
             <wp:positionH relativeFrom="margin">
-              <wp:posOffset>1987053</wp:posOffset>
+              <wp:posOffset>1796084</wp:posOffset>
             </wp:positionH>
             <wp:positionV relativeFrom="margin">
-              <wp:posOffset>2267971</wp:posOffset>
+              <wp:posOffset>2525367</wp:posOffset>
             </wp:positionV>
             <wp:extent cx="2940685" cy="2806700"/>
             <wp:effectExtent l="0" t="0" r="0" b="0"/>
@@ -2561,7 +2554,7 @@
                     <pic:cNvPicPr/>
                   </pic:nvPicPr>
                   <pic:blipFill>
-                    <a:blip r:embed="rId13">
+                    <a:blip r:embed="rId15">
                       <a:extLst>
                         <a:ext uri="{28A0092B-C50C-407E-A947-70E740481C1C}">
                           <a14:useLocalDpi xmlns:a14="http://schemas.microsoft.com/office/drawing/2010/main" val="0"/>
@@ -2593,47 +2586,193 @@
           </wp:anchor>
         </w:drawing>
       </w:r>
-      <w:proofErr w:type="spellStart"/>
-      <w:r>
-        <w:rPr>
-          <w:rFonts w:asciiTheme="majorBidi" w:hAnsiTheme="majorBidi" w:cstheme="majorBidi"/>
-          <w:b/>
-          <w:bCs/>
-          <w:sz w:val="24"/>
-          <w:szCs w:val="24"/>
-        </w:rPr>
-        <w:t>Комбинированный</w:t>
-      </w:r>
-      <w:proofErr w:type="spellEnd"/>
-      <w:r>
-        <w:rPr>
-          <w:rFonts w:asciiTheme="majorBidi" w:hAnsiTheme="majorBidi" w:cstheme="majorBidi"/>
-          <w:b/>
-          <w:bCs/>
-          <w:sz w:val="24"/>
-          <w:szCs w:val="24"/>
-        </w:rPr>
-        <w:t xml:space="preserve"> </w:t>
-      </w:r>
-      <w:proofErr w:type="spellStart"/>
-      <w:r>
-        <w:rPr>
-          <w:rFonts w:asciiTheme="majorBidi" w:hAnsiTheme="majorBidi" w:cstheme="majorBidi"/>
-          <w:b/>
-          <w:bCs/>
-          <w:sz w:val="24"/>
-          <w:szCs w:val="24"/>
-        </w:rPr>
-        <w:t>граф</w:t>
-      </w:r>
-      <w:proofErr w:type="spellEnd"/>
-      <w:r>
-        <w:rPr>
-          <w:rFonts w:asciiTheme="majorBidi" w:hAnsiTheme="majorBidi" w:cstheme="majorBidi"/>
-          <w:b/>
-          <w:bCs/>
-          <w:sz w:val="24"/>
-          <w:szCs w:val="24"/>
+    </w:p>
+    <w:p>
+      <w:pPr>
+        <w:rPr>
+          <w:rFonts w:asciiTheme="majorBidi" w:hAnsiTheme="majorBidi" w:cstheme="majorBidi"/>
+          <w:b/>
+          <w:bCs/>
+          <w:sz w:val="24"/>
+          <w:szCs w:val="24"/>
+          <w:lang w:val="ru-RU"/>
+        </w:rPr>
+      </w:pPr>
+    </w:p>
+    <w:p>
+      <w:pPr>
+        <w:rPr>
+          <w:rFonts w:asciiTheme="majorBidi" w:hAnsiTheme="majorBidi" w:cstheme="majorBidi"/>
+          <w:b/>
+          <w:bCs/>
+          <w:sz w:val="24"/>
+          <w:szCs w:val="24"/>
+          <w:lang w:val="ru-RU"/>
+        </w:rPr>
+      </w:pPr>
+    </w:p>
+    <w:p>
+      <w:pPr>
+        <w:rPr>
+          <w:rFonts w:asciiTheme="majorBidi" w:hAnsiTheme="majorBidi" w:cstheme="majorBidi"/>
+          <w:b/>
+          <w:bCs/>
+          <w:sz w:val="24"/>
+          <w:szCs w:val="24"/>
+          <w:lang w:val="ru-RU"/>
+        </w:rPr>
+      </w:pPr>
+    </w:p>
+    <w:p>
+      <w:pPr>
+        <w:rPr>
+          <w:rFonts w:asciiTheme="majorBidi" w:hAnsiTheme="majorBidi" w:cstheme="majorBidi"/>
+          <w:b/>
+          <w:bCs/>
+          <w:sz w:val="24"/>
+          <w:szCs w:val="24"/>
+          <w:lang w:val="ru-RU"/>
+        </w:rPr>
+      </w:pPr>
+    </w:p>
+    <w:p>
+      <w:pPr>
+        <w:rPr>
+          <w:rFonts w:asciiTheme="majorBidi" w:hAnsiTheme="majorBidi" w:cstheme="majorBidi"/>
+          <w:b/>
+          <w:bCs/>
+          <w:sz w:val="24"/>
+          <w:szCs w:val="24"/>
+          <w:lang w:val="ru-RU"/>
+        </w:rPr>
+      </w:pPr>
+    </w:p>
+    <w:p>
+      <w:pPr>
+        <w:rPr>
+          <w:rFonts w:asciiTheme="majorBidi" w:hAnsiTheme="majorBidi" w:cstheme="majorBidi"/>
+          <w:b/>
+          <w:bCs/>
+          <w:sz w:val="24"/>
+          <w:szCs w:val="24"/>
+          <w:lang w:val="ru-RU"/>
+        </w:rPr>
+      </w:pPr>
+    </w:p>
+    <w:p>
+      <w:pPr>
+        <w:rPr>
+          <w:rFonts w:asciiTheme="majorBidi" w:hAnsiTheme="majorBidi" w:cstheme="majorBidi"/>
+          <w:b/>
+          <w:bCs/>
+          <w:sz w:val="24"/>
+          <w:szCs w:val="24"/>
+          <w:lang w:val="ru-RU"/>
+        </w:rPr>
+      </w:pPr>
+    </w:p>
+    <w:p>
+      <w:pPr>
+        <w:rPr>
+          <w:rFonts w:asciiTheme="majorBidi" w:hAnsiTheme="majorBidi" w:cstheme="majorBidi"/>
+          <w:b/>
+          <w:bCs/>
+          <w:sz w:val="24"/>
+          <w:szCs w:val="24"/>
+          <w:lang w:val="ru-RU"/>
+        </w:rPr>
+      </w:pPr>
+    </w:p>
+    <w:p>
+      <w:pPr>
+        <w:rPr>
+          <w:rFonts w:asciiTheme="majorBidi" w:hAnsiTheme="majorBidi" w:cstheme="majorBidi"/>
+          <w:b/>
+          <w:bCs/>
+          <w:sz w:val="24"/>
+          <w:szCs w:val="24"/>
+          <w:lang w:val="ru-RU"/>
+        </w:rPr>
+      </w:pPr>
+    </w:p>
+    <w:p>
+      <w:pPr>
+        <w:rPr>
+          <w:rFonts w:asciiTheme="majorBidi" w:hAnsiTheme="majorBidi" w:cstheme="majorBidi"/>
+          <w:b/>
+          <w:bCs/>
+          <w:sz w:val="24"/>
+          <w:szCs w:val="24"/>
+          <w:lang w:val="ru-RU"/>
+        </w:rPr>
+      </w:pPr>
+    </w:p>
+    <w:p>
+      <w:pPr>
+        <w:rPr>
+          <w:rFonts w:asciiTheme="majorBidi" w:hAnsiTheme="majorBidi" w:cstheme="majorBidi"/>
+          <w:b/>
+          <w:bCs/>
+          <w:sz w:val="24"/>
+          <w:szCs w:val="24"/>
+          <w:lang w:val="ru-RU"/>
+        </w:rPr>
+      </w:pPr>
+    </w:p>
+    <w:p>
+      <w:pPr>
+        <w:jc w:val="center"/>
+        <w:rPr>
+          <w:rFonts w:asciiTheme="majorBidi" w:hAnsiTheme="majorBidi" w:cstheme="majorBidi"/>
+          <w:b/>
+          <w:bCs/>
+          <w:sz w:val="24"/>
+          <w:szCs w:val="24"/>
+          <w:lang w:val="ru-RU"/>
+        </w:rPr>
+      </w:pPr>
+      <w:r>
+        <w:rPr>
+          <w:rFonts w:asciiTheme="majorBidi" w:hAnsiTheme="majorBidi" w:cstheme="majorBidi"/>
+          <w:b/>
+          <w:bCs/>
+          <w:sz w:val="24"/>
+          <w:szCs w:val="24"/>
+          <w:lang w:val="ru-RU"/>
+        </w:rPr>
+        <w:t>3.3. Поиск книги</w:t>
+      </w:r>
+    </w:p>
+    <w:p>
+      <w:pPr>
+        <w:rPr>
+          <w:rFonts w:asciiTheme="majorBidi" w:hAnsiTheme="majorBidi" w:cstheme="majorBidi"/>
+          <w:b/>
+          <w:bCs/>
+          <w:sz w:val="24"/>
+          <w:szCs w:val="24"/>
+          <w:lang w:val="ru-RU"/>
+        </w:rPr>
+      </w:pPr>
+      <w:r>
+        <w:rPr>
+          <w:rFonts w:asciiTheme="majorBidi" w:hAnsiTheme="majorBidi" w:cstheme="majorBidi"/>
+          <w:b/>
+          <w:bCs/>
+          <w:sz w:val="24"/>
+          <w:szCs w:val="24"/>
+          <w:lang w:val="ru-RU"/>
+        </w:rPr>
+        <w:t>Управляемый пользователем</w:t>
+      </w:r>
+      <w:r>
+        <w:rPr>
+          <w:rFonts w:asciiTheme="majorBidi" w:hAnsiTheme="majorBidi" w:cstheme="majorBidi"/>
+          <w:b/>
+          <w:bCs/>
+          <w:sz w:val="24"/>
+          <w:szCs w:val="24"/>
+          <w:lang w:val="ru-RU"/>
         </w:rPr>
         <w:t>:</w:t>
       </w:r>
@@ -2646,140 +2785,6 @@
           <w:bCs/>
           <w:sz w:val="24"/>
           <w:szCs w:val="24"/>
-        </w:rPr>
-      </w:pPr>
-    </w:p>
-    <w:p>
-      <w:pPr>
-        <w:rPr>
-          <w:rFonts w:asciiTheme="majorBidi" w:hAnsiTheme="majorBidi" w:cstheme="majorBidi"/>
-          <w:b/>
-          <w:bCs/>
-          <w:sz w:val="24"/>
-          <w:szCs w:val="24"/>
-        </w:rPr>
-      </w:pPr>
-    </w:p>
-    <w:p>
-      <w:pPr>
-        <w:rPr>
-          <w:rFonts w:asciiTheme="majorBidi" w:hAnsiTheme="majorBidi" w:cstheme="majorBidi"/>
-          <w:b/>
-          <w:bCs/>
-          <w:sz w:val="24"/>
-          <w:szCs w:val="24"/>
-        </w:rPr>
-      </w:pPr>
-    </w:p>
-    <w:p>
-      <w:pPr>
-        <w:rPr>
-          <w:rFonts w:asciiTheme="majorBidi" w:hAnsiTheme="majorBidi" w:cstheme="majorBidi"/>
-          <w:b/>
-          <w:bCs/>
-          <w:sz w:val="24"/>
-          <w:szCs w:val="24"/>
-        </w:rPr>
-      </w:pPr>
-    </w:p>
-    <w:p>
-      <w:pPr>
-        <w:rPr>
-          <w:rFonts w:asciiTheme="majorBidi" w:hAnsiTheme="majorBidi" w:cstheme="majorBidi"/>
-          <w:b/>
-          <w:bCs/>
-          <w:sz w:val="24"/>
-          <w:szCs w:val="24"/>
-        </w:rPr>
-      </w:pPr>
-    </w:p>
-    <w:p>
-      <w:pPr>
-        <w:rPr>
-          <w:rFonts w:asciiTheme="majorBidi" w:hAnsiTheme="majorBidi" w:cstheme="majorBidi"/>
-          <w:b/>
-          <w:bCs/>
-          <w:sz w:val="24"/>
-          <w:szCs w:val="24"/>
-        </w:rPr>
-      </w:pPr>
-    </w:p>
-    <w:p>
-      <w:pPr>
-        <w:rPr>
-          <w:rFonts w:asciiTheme="majorBidi" w:hAnsiTheme="majorBidi" w:cstheme="majorBidi"/>
-          <w:b/>
-          <w:bCs/>
-          <w:sz w:val="24"/>
-          <w:szCs w:val="24"/>
-        </w:rPr>
-      </w:pPr>
-    </w:p>
-    <w:p>
-      <w:pPr>
-        <w:rPr>
-          <w:rFonts w:asciiTheme="majorBidi" w:hAnsiTheme="majorBidi" w:cstheme="majorBidi"/>
-          <w:b/>
-          <w:bCs/>
-          <w:sz w:val="24"/>
-          <w:szCs w:val="24"/>
-        </w:rPr>
-      </w:pPr>
-    </w:p>
-    <w:p>
-      <w:pPr>
-        <w:rPr>
-          <w:rFonts w:asciiTheme="majorBidi" w:hAnsiTheme="majorBidi" w:cstheme="majorBidi"/>
-          <w:b/>
-          <w:bCs/>
-          <w:sz w:val="24"/>
-          <w:szCs w:val="24"/>
-        </w:rPr>
-      </w:pPr>
-    </w:p>
-    <w:p>
-      <w:pPr>
-        <w:rPr>
-          <w:rFonts w:asciiTheme="majorBidi" w:hAnsiTheme="majorBidi" w:cstheme="majorBidi"/>
-          <w:b/>
-          <w:bCs/>
-          <w:sz w:val="24"/>
-          <w:szCs w:val="24"/>
-        </w:rPr>
-      </w:pPr>
-    </w:p>
-    <w:p>
-      <w:pPr>
-        <w:jc w:val="center"/>
-        <w:rPr>
-          <w:rFonts w:asciiTheme="majorBidi" w:hAnsiTheme="majorBidi" w:cstheme="majorBidi"/>
-          <w:b/>
-          <w:bCs/>
-          <w:sz w:val="24"/>
-          <w:szCs w:val="24"/>
-          <w:lang w:val="ru-RU"/>
-        </w:rPr>
-      </w:pPr>
-      <w:r>
-        <w:rPr>
-          <w:rFonts w:asciiTheme="majorBidi" w:hAnsiTheme="majorBidi" w:cstheme="majorBidi"/>
-          <w:b/>
-          <w:bCs/>
-          <w:sz w:val="24"/>
-          <w:szCs w:val="24"/>
-          <w:lang w:val="ru-RU"/>
-        </w:rPr>
-        <w:t>3.3. Поиск книги</w:t>
-      </w:r>
-    </w:p>
-    <w:p>
-      <w:pPr>
-        <w:rPr>
-          <w:rFonts w:asciiTheme="majorBidi" w:hAnsiTheme="majorBidi" w:cstheme="majorBidi"/>
-          <w:b/>
-          <w:bCs/>
-          <w:sz w:val="24"/>
-          <w:szCs w:val="24"/>
           <w:lang w:val="ru-RU"/>
         </w:rPr>
       </w:pPr>
@@ -2793,14 +2798,153 @@
           <w:szCs w:val="24"/>
           <w:lang w:val="ru-RU" w:eastAsia="ru-RU"/>
         </w:rPr>
+        <w:drawing>
+          <wp:anchor distT="0" distB="0" distL="114300" distR="114300" simplePos="0" relativeHeight="251664384" behindDoc="0" locked="0" layoutInCell="1" allowOverlap="1">
+            <wp:simplePos x="0" y="0"/>
+            <wp:positionH relativeFrom="margin">
+              <wp:posOffset>546735</wp:posOffset>
+            </wp:positionH>
+            <wp:positionV relativeFrom="margin">
+              <wp:posOffset>6439120</wp:posOffset>
+            </wp:positionV>
+            <wp:extent cx="4674870" cy="721360"/>
+            <wp:effectExtent l="0" t="0" r="0" b="2540"/>
+            <wp:wrapSquare wrapText="bothSides"/>
+            <wp:docPr id="15" name="Picture 15"/>
+            <wp:cNvGraphicFramePr>
+              <a:graphicFrameLocks xmlns:a="http://schemas.openxmlformats.org/drawingml/2006/main" noChangeAspect="1"/>
+            </wp:cNvGraphicFramePr>
+            <a:graphic xmlns:a="http://schemas.openxmlformats.org/drawingml/2006/main">
+              <a:graphicData uri="http://schemas.openxmlformats.org/drawingml/2006/picture">
+                <pic:pic xmlns:pic="http://schemas.openxmlformats.org/drawingml/2006/picture">
+                  <pic:nvPicPr>
+                    <pic:cNvPr id="15" name="111.PNG"/>
+                    <pic:cNvPicPr/>
+                  </pic:nvPicPr>
+                  <pic:blipFill>
+                    <a:blip r:embed="rId16">
+                      <a:extLst>
+                        <a:ext uri="{28A0092B-C50C-407E-A947-70E740481C1C}">
+                          <a14:useLocalDpi xmlns:a14="http://schemas.microsoft.com/office/drawing/2010/main" val="0"/>
+                        </a:ext>
+                      </a:extLst>
+                    </a:blip>
+                    <a:stretch>
+                      <a:fillRect/>
+                    </a:stretch>
+                  </pic:blipFill>
+                  <pic:spPr>
+                    <a:xfrm>
+                      <a:off x="0" y="0"/>
+                      <a:ext cx="4674870" cy="721360"/>
+                    </a:xfrm>
+                    <a:prstGeom prst="rect">
+                      <a:avLst/>
+                    </a:prstGeom>
+                  </pic:spPr>
+                </pic:pic>
+              </a:graphicData>
+            </a:graphic>
+            <wp14:sizeRelH relativeFrom="margin">
+              <wp14:pctWidth>0</wp14:pctWidth>
+            </wp14:sizeRelH>
+            <wp14:sizeRelV relativeFrom="margin">
+              <wp14:pctHeight>0</wp14:pctHeight>
+            </wp14:sizeRelV>
+          </wp:anchor>
+        </w:drawing>
+      </w:r>
+    </w:p>
+    <w:p>
+      <w:pPr>
+        <w:rPr>
+          <w:rFonts w:asciiTheme="majorBidi" w:hAnsiTheme="majorBidi" w:cstheme="majorBidi"/>
+          <w:b/>
+          <w:bCs/>
+          <w:sz w:val="24"/>
+          <w:szCs w:val="24"/>
+          <w:lang w:val="ru-RU"/>
+        </w:rPr>
+      </w:pPr>
+    </w:p>
+    <w:p>
+      <w:pPr>
+        <w:rPr>
+          <w:rFonts w:asciiTheme="majorBidi" w:hAnsiTheme="majorBidi" w:cstheme="majorBidi"/>
+          <w:b/>
+          <w:bCs/>
+          <w:sz w:val="24"/>
+          <w:szCs w:val="24"/>
+          <w:lang w:val="ru-RU"/>
+        </w:rPr>
+      </w:pPr>
+    </w:p>
+    <w:p>
+      <w:pPr>
+        <w:rPr>
+          <w:rFonts w:asciiTheme="majorBidi" w:hAnsiTheme="majorBidi" w:cstheme="majorBidi"/>
+          <w:b/>
+          <w:bCs/>
+          <w:sz w:val="24"/>
+          <w:szCs w:val="24"/>
+          <w:lang w:val="ru-RU"/>
+        </w:rPr>
+      </w:pPr>
+    </w:p>
+    <w:p>
+      <w:pPr>
+        <w:rPr>
+          <w:rFonts w:asciiTheme="majorBidi" w:hAnsiTheme="majorBidi" w:cstheme="majorBidi"/>
+          <w:b/>
+          <w:bCs/>
+          <w:sz w:val="24"/>
+          <w:szCs w:val="24"/>
+          <w:lang w:val="ru-RU"/>
+        </w:rPr>
+      </w:pPr>
+    </w:p>
+    <w:p>
+      <w:pPr>
+        <w:rPr>
+          <w:rFonts w:asciiTheme="majorBidi" w:hAnsiTheme="majorBidi" w:cstheme="majorBidi"/>
+          <w:b/>
+          <w:bCs/>
+          <w:sz w:val="24"/>
+          <w:szCs w:val="24"/>
+          <w:lang w:val="ru-RU"/>
+        </w:rPr>
+      </w:pPr>
+    </w:p>
+    <w:p>
+      <w:pPr>
+        <w:rPr>
+          <w:rFonts w:asciiTheme="majorBidi" w:hAnsiTheme="majorBidi" w:cstheme="majorBidi"/>
+          <w:b/>
+          <w:bCs/>
+          <w:sz w:val="24"/>
+          <w:szCs w:val="24"/>
+          <w:lang w:val="ru-RU"/>
+        </w:rPr>
+      </w:pPr>
+      <w:r>
+        <w:rPr>
+          <w:rFonts w:asciiTheme="majorBidi" w:hAnsiTheme="majorBidi" w:cstheme="majorBidi"/>
+          <w:b/>
+          <w:bCs/>
+          <w:noProof/>
+          <w:sz w:val="24"/>
+          <w:szCs w:val="24"/>
+          <w:lang w:val="ru-RU" w:eastAsia="ru-RU"/>
+        </w:rPr>
+        <w:lastRenderedPageBreak/>
         <w:drawing>
           <wp:anchor distT="0" distB="0" distL="114300" distR="114300" simplePos="0" relativeHeight="251665408" behindDoc="0" locked="0" layoutInCell="1" allowOverlap="1">
             <wp:simplePos x="0" y="0"/>
             <wp:positionH relativeFrom="margin">
-              <wp:posOffset>2813519</wp:posOffset>
+              <wp:posOffset>2661395</wp:posOffset>
             </wp:positionH>
             <wp:positionV relativeFrom="margin">
-              <wp:posOffset>6411513</wp:posOffset>
+              <wp:posOffset>-132163</wp:posOffset>
             </wp:positionV>
             <wp:extent cx="2114550" cy="2620010"/>
             <wp:effectExtent l="0" t="0" r="0" b="8890"/>
@@ -2817,7 +2961,7 @@
                     <pic:cNvPicPr/>
                   </pic:nvPicPr>
                   <pic:blipFill>
-                    <a:blip r:embed="rId14">
+                    <a:blip r:embed="rId17">
                       <a:extLst>
                         <a:ext uri="{28A0092B-C50C-407E-A947-70E740481C1C}">
                           <a14:useLocalDpi xmlns:a14="http://schemas.microsoft.com/office/drawing/2010/main" val="0"/>
@@ -2854,202 +2998,126 @@
           <w:rFonts w:asciiTheme="majorBidi" w:hAnsiTheme="majorBidi" w:cstheme="majorBidi"/>
           <w:b/>
           <w:bCs/>
+          <w:sz w:val="24"/>
+          <w:szCs w:val="24"/>
+          <w:lang w:val="ru-RU"/>
+        </w:rPr>
+        <w:t>Управляемый программой:</w:t>
+      </w:r>
+    </w:p>
+    <w:p>
+      <w:pPr>
+        <w:rPr>
+          <w:rFonts w:asciiTheme="majorBidi" w:hAnsiTheme="majorBidi" w:cstheme="majorBidi"/>
+          <w:b/>
+          <w:bCs/>
+          <w:sz w:val="24"/>
+          <w:szCs w:val="24"/>
+          <w:lang w:val="ru-RU"/>
+        </w:rPr>
+      </w:pPr>
+    </w:p>
+    <w:p>
+      <w:pPr>
+        <w:rPr>
+          <w:rFonts w:asciiTheme="majorBidi" w:hAnsiTheme="majorBidi" w:cstheme="majorBidi"/>
+          <w:b/>
+          <w:bCs/>
+          <w:sz w:val="24"/>
+          <w:szCs w:val="24"/>
+          <w:lang w:val="ru-RU"/>
+        </w:rPr>
+      </w:pPr>
+    </w:p>
+    <w:p>
+      <w:pPr>
+        <w:rPr>
+          <w:rFonts w:asciiTheme="majorBidi" w:hAnsiTheme="majorBidi" w:cstheme="majorBidi"/>
+          <w:b/>
+          <w:bCs/>
+          <w:sz w:val="24"/>
+          <w:szCs w:val="24"/>
+          <w:lang w:val="ru-RU"/>
+        </w:rPr>
+      </w:pPr>
+    </w:p>
+    <w:p>
+      <w:pPr>
+        <w:rPr>
+          <w:rFonts w:asciiTheme="majorBidi" w:hAnsiTheme="majorBidi" w:cstheme="majorBidi"/>
+          <w:b/>
+          <w:bCs/>
+          <w:sz w:val="24"/>
+          <w:szCs w:val="24"/>
+          <w:lang w:val="ru-RU"/>
+        </w:rPr>
+      </w:pPr>
+    </w:p>
+    <w:p>
+      <w:pPr>
+        <w:rPr>
+          <w:rFonts w:asciiTheme="majorBidi" w:hAnsiTheme="majorBidi" w:cstheme="majorBidi"/>
+          <w:b/>
+          <w:bCs/>
+          <w:sz w:val="24"/>
+          <w:szCs w:val="24"/>
+          <w:lang w:val="ru-RU"/>
+        </w:rPr>
+      </w:pPr>
+    </w:p>
+    <w:p>
+      <w:pPr>
+        <w:rPr>
+          <w:rFonts w:asciiTheme="majorBidi" w:hAnsiTheme="majorBidi" w:cstheme="majorBidi"/>
+          <w:b/>
+          <w:bCs/>
+          <w:sz w:val="24"/>
+          <w:szCs w:val="24"/>
+          <w:lang w:val="ru-RU"/>
+        </w:rPr>
+      </w:pPr>
+    </w:p>
+    <w:p>
+      <w:pPr>
+        <w:rPr>
+          <w:rFonts w:asciiTheme="majorBidi" w:hAnsiTheme="majorBidi" w:cstheme="majorBidi"/>
+          <w:b/>
+          <w:bCs/>
+          <w:sz w:val="24"/>
+          <w:szCs w:val="24"/>
+          <w:lang w:val="ru-RU"/>
+        </w:rPr>
+      </w:pPr>
+    </w:p>
+    <w:p>
+      <w:pPr>
+        <w:rPr>
+          <w:rFonts w:asciiTheme="majorBidi" w:hAnsiTheme="majorBidi" w:cstheme="majorBidi"/>
+          <w:b/>
+          <w:bCs/>
+          <w:sz w:val="24"/>
+          <w:szCs w:val="24"/>
+          <w:lang w:val="ru-RU"/>
+        </w:rPr>
+      </w:pPr>
+      <w:r>
+        <w:rPr>
+          <w:rFonts w:asciiTheme="majorBidi" w:hAnsiTheme="majorBidi" w:cstheme="majorBidi"/>
+          <w:b/>
+          <w:bCs/>
           <w:noProof/>
           <w:sz w:val="24"/>
           <w:szCs w:val="24"/>
           <w:lang w:val="ru-RU" w:eastAsia="ru-RU"/>
         </w:rPr>
-        <w:drawing>
-          <wp:anchor distT="0" distB="0" distL="114300" distR="114300" simplePos="0" relativeHeight="251664384" behindDoc="0" locked="0" layoutInCell="1" allowOverlap="1">
-            <wp:simplePos x="0" y="0"/>
-            <wp:positionH relativeFrom="margin">
-              <wp:align>center</wp:align>
-            </wp:positionH>
-            <wp:positionV relativeFrom="margin">
-              <wp:posOffset>5740400</wp:posOffset>
-            </wp:positionV>
-            <wp:extent cx="4674870" cy="721360"/>
-            <wp:effectExtent l="0" t="0" r="0" b="2540"/>
-            <wp:wrapSquare wrapText="bothSides"/>
-            <wp:docPr id="15" name="Picture 15"/>
-            <wp:cNvGraphicFramePr>
-              <a:graphicFrameLocks xmlns:a="http://schemas.openxmlformats.org/drawingml/2006/main" noChangeAspect="1"/>
-            </wp:cNvGraphicFramePr>
-            <a:graphic xmlns:a="http://schemas.openxmlformats.org/drawingml/2006/main">
-              <a:graphicData uri="http://schemas.openxmlformats.org/drawingml/2006/picture">
-                <pic:pic xmlns:pic="http://schemas.openxmlformats.org/drawingml/2006/picture">
-                  <pic:nvPicPr>
-                    <pic:cNvPr id="15" name="111.PNG"/>
-                    <pic:cNvPicPr/>
-                  </pic:nvPicPr>
-                  <pic:blipFill>
-                    <a:blip r:embed="rId15">
-                      <a:extLst>
-                        <a:ext uri="{28A0092B-C50C-407E-A947-70E740481C1C}">
-                          <a14:useLocalDpi xmlns:a14="http://schemas.microsoft.com/office/drawing/2010/main" val="0"/>
-                        </a:ext>
-                      </a:extLst>
-                    </a:blip>
-                    <a:stretch>
-                      <a:fillRect/>
-                    </a:stretch>
-                  </pic:blipFill>
-                  <pic:spPr>
-                    <a:xfrm>
-                      <a:off x="0" y="0"/>
-                      <a:ext cx="4674870" cy="721360"/>
-                    </a:xfrm>
-                    <a:prstGeom prst="rect">
-                      <a:avLst/>
-                    </a:prstGeom>
-                  </pic:spPr>
-                </pic:pic>
-              </a:graphicData>
-            </a:graphic>
-            <wp14:sizeRelH relativeFrom="margin">
-              <wp14:pctWidth>0</wp14:pctWidth>
-            </wp14:sizeRelH>
-            <wp14:sizeRelV relativeFrom="margin">
-              <wp14:pctHeight>0</wp14:pctHeight>
-            </wp14:sizeRelV>
-          </wp:anchor>
-        </w:drawing>
-      </w:r>
-      <w:r>
-        <w:rPr>
-          <w:rFonts w:asciiTheme="majorBidi" w:hAnsiTheme="majorBidi" w:cstheme="majorBidi"/>
-          <w:b/>
-          <w:bCs/>
-          <w:sz w:val="24"/>
-          <w:szCs w:val="24"/>
-          <w:lang w:val="ru-RU"/>
-        </w:rPr>
-        <w:t>Управляемый пользователем</w:t>
-      </w:r>
-      <w:r>
-        <w:rPr>
-          <w:rFonts w:asciiTheme="majorBidi" w:hAnsiTheme="majorBidi" w:cstheme="majorBidi"/>
-          <w:b/>
-          <w:bCs/>
-          <w:sz w:val="24"/>
-          <w:szCs w:val="24"/>
-          <w:lang w:val="ru-RU"/>
-        </w:rPr>
-        <w:t>:</w:t>
-      </w:r>
-    </w:p>
-    <w:p>
-      <w:pPr>
-        <w:rPr>
-          <w:rFonts w:asciiTheme="majorBidi" w:hAnsiTheme="majorBidi" w:cstheme="majorBidi"/>
-          <w:b/>
-          <w:bCs/>
-          <w:sz w:val="24"/>
-          <w:szCs w:val="24"/>
-          <w:lang w:val="ru-RU"/>
-        </w:rPr>
-      </w:pPr>
-      <w:r>
-        <w:rPr>
-          <w:rFonts w:asciiTheme="majorBidi" w:hAnsiTheme="majorBidi" w:cstheme="majorBidi"/>
-          <w:b/>
-          <w:bCs/>
-          <w:sz w:val="24"/>
-          <w:szCs w:val="24"/>
-          <w:lang w:val="ru-RU"/>
-        </w:rPr>
-        <w:t>Управляемый программой:</w:t>
-      </w:r>
-    </w:p>
-    <w:p>
-      <w:pPr>
-        <w:rPr>
-          <w:rFonts w:asciiTheme="majorBidi" w:hAnsiTheme="majorBidi" w:cstheme="majorBidi"/>
-          <w:b/>
-          <w:bCs/>
-          <w:sz w:val="24"/>
-          <w:szCs w:val="24"/>
-          <w:lang w:val="ru-RU"/>
-        </w:rPr>
-      </w:pPr>
-    </w:p>
-    <w:p>
-      <w:pPr>
-        <w:rPr>
-          <w:rFonts w:asciiTheme="majorBidi" w:hAnsiTheme="majorBidi" w:cstheme="majorBidi"/>
-          <w:b/>
-          <w:bCs/>
-          <w:sz w:val="24"/>
-          <w:szCs w:val="24"/>
-          <w:lang w:val="ru-RU"/>
-        </w:rPr>
-      </w:pPr>
-    </w:p>
-    <w:p>
-      <w:pPr>
-        <w:rPr>
-          <w:rFonts w:asciiTheme="majorBidi" w:hAnsiTheme="majorBidi" w:cstheme="majorBidi"/>
-          <w:b/>
-          <w:bCs/>
-          <w:sz w:val="24"/>
-          <w:szCs w:val="24"/>
-          <w:lang w:val="ru-RU"/>
-        </w:rPr>
-      </w:pPr>
-    </w:p>
-    <w:p>
-      <w:pPr>
-        <w:rPr>
-          <w:rFonts w:asciiTheme="majorBidi" w:hAnsiTheme="majorBidi" w:cstheme="majorBidi"/>
-          <w:b/>
-          <w:bCs/>
-          <w:sz w:val="24"/>
-          <w:szCs w:val="24"/>
-          <w:lang w:val="ru-RU"/>
-        </w:rPr>
-      </w:pPr>
-    </w:p>
-    <w:p>
-      <w:pPr>
-        <w:rPr>
-          <w:rFonts w:asciiTheme="majorBidi" w:hAnsiTheme="majorBidi" w:cstheme="majorBidi"/>
-          <w:b/>
-          <w:bCs/>
-          <w:sz w:val="24"/>
-          <w:szCs w:val="24"/>
-          <w:lang w:val="ru-RU"/>
-        </w:rPr>
-      </w:pPr>
-    </w:p>
-    <w:p>
-      <w:pPr>
-        <w:rPr>
-          <w:rFonts w:asciiTheme="majorBidi" w:hAnsiTheme="majorBidi" w:cstheme="majorBidi"/>
-          <w:b/>
-          <w:bCs/>
-          <w:sz w:val="24"/>
-          <w:szCs w:val="24"/>
-        </w:rPr>
-      </w:pPr>
-      <w:r>
-        <w:rPr>
-          <w:rFonts w:asciiTheme="majorBidi" w:hAnsiTheme="majorBidi" w:cstheme="majorBidi"/>
-          <w:b/>
-          <w:bCs/>
-          <w:noProof/>
-          <w:sz w:val="24"/>
-          <w:szCs w:val="24"/>
-          <w:lang w:val="ru-RU" w:eastAsia="ru-RU"/>
-        </w:rPr>
-        <w:lastRenderedPageBreak/>
         <w:drawing>
           <wp:anchor distT="0" distB="0" distL="114300" distR="114300" simplePos="0" relativeHeight="251666432" behindDoc="0" locked="0" layoutInCell="1" allowOverlap="1">
             <wp:simplePos x="0" y="0"/>
             <wp:positionH relativeFrom="margin">
-              <wp:posOffset>2869648</wp:posOffset>
+              <wp:posOffset>2336469</wp:posOffset>
             </wp:positionH>
             <wp:positionV relativeFrom="margin">
-              <wp:posOffset>-406593</wp:posOffset>
+              <wp:posOffset>2554329</wp:posOffset>
             </wp:positionV>
             <wp:extent cx="2579370" cy="3324225"/>
             <wp:effectExtent l="0" t="0" r="0" b="9525"/>
@@ -3066,7 +3134,7 @@
                     <pic:cNvPicPr/>
                   </pic:nvPicPr>
                   <pic:blipFill>
-                    <a:blip r:embed="rId16">
+                    <a:blip r:embed="rId18">
                       <a:extLst>
                         <a:ext uri="{28A0092B-C50C-407E-A947-70E740481C1C}">
                           <a14:useLocalDpi xmlns:a14="http://schemas.microsoft.com/office/drawing/2010/main" val="0"/>
@@ -3098,158 +3166,159 @@
           </wp:anchor>
         </w:drawing>
       </w:r>
-      <w:proofErr w:type="spellStart"/>
-      <w:r>
-        <w:rPr>
-          <w:rFonts w:asciiTheme="majorBidi" w:hAnsiTheme="majorBidi" w:cstheme="majorBidi"/>
-          <w:b/>
-          <w:bCs/>
-          <w:sz w:val="24"/>
-          <w:szCs w:val="24"/>
-        </w:rPr>
-        <w:t>Комбинированный</w:t>
-      </w:r>
-      <w:proofErr w:type="spellEnd"/>
-      <w:r>
-        <w:rPr>
-          <w:rFonts w:asciiTheme="majorBidi" w:hAnsiTheme="majorBidi" w:cstheme="majorBidi"/>
-          <w:b/>
-          <w:bCs/>
-          <w:sz w:val="24"/>
-          <w:szCs w:val="24"/>
-        </w:rPr>
-        <w:t xml:space="preserve"> </w:t>
-      </w:r>
-      <w:proofErr w:type="spellStart"/>
-      <w:r>
-        <w:rPr>
-          <w:rFonts w:asciiTheme="majorBidi" w:hAnsiTheme="majorBidi" w:cstheme="majorBidi"/>
-          <w:b/>
-          <w:bCs/>
-          <w:sz w:val="24"/>
-          <w:szCs w:val="24"/>
-        </w:rPr>
-        <w:t>граф</w:t>
-      </w:r>
-      <w:proofErr w:type="spellEnd"/>
-      <w:r>
-        <w:rPr>
-          <w:rFonts w:asciiTheme="majorBidi" w:hAnsiTheme="majorBidi" w:cstheme="majorBidi"/>
-          <w:b/>
-          <w:bCs/>
-          <w:sz w:val="24"/>
-          <w:szCs w:val="24"/>
-        </w:rPr>
-        <w:t xml:space="preserve">: </w:t>
-      </w:r>
-    </w:p>
-    <w:p>
-      <w:pPr>
-        <w:rPr>
-          <w:rFonts w:asciiTheme="majorBidi" w:hAnsiTheme="majorBidi" w:cstheme="majorBidi"/>
-          <w:b/>
-          <w:bCs/>
-          <w:sz w:val="24"/>
-          <w:szCs w:val="24"/>
-        </w:rPr>
-      </w:pPr>
-    </w:p>
-    <w:p>
-      <w:pPr>
-        <w:rPr>
-          <w:rFonts w:asciiTheme="majorBidi" w:hAnsiTheme="majorBidi" w:cstheme="majorBidi"/>
-          <w:b/>
-          <w:bCs/>
-          <w:sz w:val="24"/>
-          <w:szCs w:val="24"/>
-        </w:rPr>
-      </w:pPr>
-    </w:p>
-    <w:p>
-      <w:pPr>
-        <w:rPr>
-          <w:rFonts w:asciiTheme="majorBidi" w:hAnsiTheme="majorBidi" w:cstheme="majorBidi"/>
-          <w:b/>
-          <w:bCs/>
-          <w:sz w:val="24"/>
-          <w:szCs w:val="24"/>
-        </w:rPr>
-      </w:pPr>
-    </w:p>
-    <w:p>
-      <w:pPr>
-        <w:rPr>
-          <w:rFonts w:asciiTheme="majorBidi" w:hAnsiTheme="majorBidi" w:cstheme="majorBidi"/>
-          <w:b/>
-          <w:bCs/>
-          <w:sz w:val="24"/>
-          <w:szCs w:val="24"/>
-        </w:rPr>
-      </w:pPr>
-    </w:p>
-    <w:p>
-      <w:pPr>
-        <w:rPr>
-          <w:rFonts w:asciiTheme="majorBidi" w:hAnsiTheme="majorBidi" w:cstheme="majorBidi"/>
-          <w:b/>
-          <w:bCs/>
-          <w:sz w:val="24"/>
-          <w:szCs w:val="24"/>
-        </w:rPr>
-      </w:pPr>
-    </w:p>
-    <w:p>
-      <w:pPr>
-        <w:rPr>
-          <w:rFonts w:asciiTheme="majorBidi" w:hAnsiTheme="majorBidi" w:cstheme="majorBidi"/>
-          <w:b/>
-          <w:bCs/>
-          <w:sz w:val="24"/>
-          <w:szCs w:val="24"/>
-        </w:rPr>
-      </w:pPr>
-    </w:p>
-    <w:p>
-      <w:pPr>
-        <w:rPr>
-          <w:rFonts w:asciiTheme="majorBidi" w:hAnsiTheme="majorBidi" w:cstheme="majorBidi"/>
-          <w:b/>
-          <w:bCs/>
-          <w:sz w:val="24"/>
-          <w:szCs w:val="24"/>
-        </w:rPr>
-      </w:pPr>
-    </w:p>
-    <w:p>
-      <w:pPr>
-        <w:rPr>
-          <w:rFonts w:asciiTheme="majorBidi" w:hAnsiTheme="majorBidi" w:cstheme="majorBidi"/>
-          <w:b/>
-          <w:bCs/>
-          <w:sz w:val="24"/>
-          <w:szCs w:val="24"/>
-        </w:rPr>
-      </w:pPr>
-    </w:p>
-    <w:p>
-      <w:pPr>
-        <w:rPr>
-          <w:rFonts w:asciiTheme="majorBidi" w:hAnsiTheme="majorBidi" w:cstheme="majorBidi"/>
-          <w:b/>
-          <w:bCs/>
-          <w:sz w:val="24"/>
-          <w:szCs w:val="24"/>
-        </w:rPr>
-      </w:pPr>
-    </w:p>
-    <w:p>
-      <w:pPr>
-        <w:rPr>
-          <w:rFonts w:asciiTheme="majorBidi" w:hAnsiTheme="majorBidi" w:cstheme="majorBidi"/>
-          <w:b/>
-          <w:bCs/>
-          <w:sz w:val="24"/>
-          <w:szCs w:val="24"/>
+      <w:r>
+        <w:rPr>
+          <w:rFonts w:asciiTheme="majorBidi" w:hAnsiTheme="majorBidi" w:cstheme="majorBidi"/>
+          <w:b/>
+          <w:bCs/>
+          <w:sz w:val="24"/>
+          <w:szCs w:val="24"/>
+          <w:lang w:val="ru-RU"/>
+        </w:rPr>
+        <w:t xml:space="preserve">Комбинированный граф: </w:t>
+      </w:r>
+    </w:p>
+    <w:p>
+      <w:pPr>
+        <w:rPr>
+          <w:rFonts w:asciiTheme="majorBidi" w:hAnsiTheme="majorBidi" w:cstheme="majorBidi"/>
+          <w:b/>
+          <w:bCs/>
+          <w:sz w:val="24"/>
+          <w:szCs w:val="24"/>
+          <w:lang w:val="ru-RU"/>
+        </w:rPr>
+      </w:pPr>
+    </w:p>
+    <w:p>
+      <w:pPr>
+        <w:rPr>
+          <w:rFonts w:asciiTheme="majorBidi" w:hAnsiTheme="majorBidi" w:cstheme="majorBidi"/>
+          <w:b/>
+          <w:bCs/>
+          <w:sz w:val="24"/>
+          <w:szCs w:val="24"/>
+          <w:lang w:val="ru-RU"/>
+        </w:rPr>
+      </w:pPr>
+    </w:p>
+    <w:p>
+      <w:pPr>
+        <w:rPr>
+          <w:rFonts w:asciiTheme="majorBidi" w:hAnsiTheme="majorBidi" w:cstheme="majorBidi"/>
+          <w:b/>
+          <w:bCs/>
+          <w:sz w:val="24"/>
+          <w:szCs w:val="24"/>
+          <w:lang w:val="ru-RU"/>
+        </w:rPr>
+      </w:pPr>
+    </w:p>
+    <w:p>
+      <w:pPr>
+        <w:rPr>
+          <w:rFonts w:asciiTheme="majorBidi" w:hAnsiTheme="majorBidi" w:cstheme="majorBidi"/>
+          <w:b/>
+          <w:bCs/>
+          <w:sz w:val="24"/>
+          <w:szCs w:val="24"/>
+          <w:lang w:val="ru-RU"/>
+        </w:rPr>
+      </w:pPr>
+    </w:p>
+    <w:p>
+      <w:pPr>
+        <w:rPr>
+          <w:rFonts w:asciiTheme="majorBidi" w:hAnsiTheme="majorBidi" w:cstheme="majorBidi"/>
+          <w:b/>
+          <w:bCs/>
+          <w:sz w:val="24"/>
+          <w:szCs w:val="24"/>
+          <w:lang w:val="ru-RU"/>
+        </w:rPr>
+      </w:pPr>
+    </w:p>
+    <w:p>
+      <w:pPr>
+        <w:rPr>
+          <w:rFonts w:asciiTheme="majorBidi" w:hAnsiTheme="majorBidi" w:cstheme="majorBidi"/>
+          <w:b/>
+          <w:bCs/>
+          <w:sz w:val="24"/>
+          <w:szCs w:val="24"/>
+          <w:lang w:val="ru-RU"/>
+        </w:rPr>
+      </w:pPr>
+    </w:p>
+    <w:p>
+      <w:pPr>
+        <w:rPr>
+          <w:rFonts w:asciiTheme="majorBidi" w:hAnsiTheme="majorBidi" w:cstheme="majorBidi"/>
+          <w:b/>
+          <w:bCs/>
+          <w:sz w:val="24"/>
+          <w:szCs w:val="24"/>
+          <w:lang w:val="ru-RU"/>
+        </w:rPr>
+      </w:pPr>
+    </w:p>
+    <w:p>
+      <w:pPr>
+        <w:rPr>
+          <w:rFonts w:asciiTheme="majorBidi" w:hAnsiTheme="majorBidi" w:cstheme="majorBidi"/>
+          <w:b/>
+          <w:bCs/>
+          <w:sz w:val="24"/>
+          <w:szCs w:val="24"/>
+          <w:lang w:val="ru-RU"/>
+        </w:rPr>
+      </w:pPr>
+    </w:p>
+    <w:p>
+      <w:pPr>
+        <w:rPr>
+          <w:rFonts w:asciiTheme="majorBidi" w:hAnsiTheme="majorBidi" w:cstheme="majorBidi"/>
+          <w:b/>
+          <w:bCs/>
+          <w:sz w:val="24"/>
+          <w:szCs w:val="24"/>
+          <w:lang w:val="ru-RU"/>
+        </w:rPr>
+      </w:pPr>
+    </w:p>
+    <w:p>
+      <w:pPr>
+        <w:rPr>
+          <w:rFonts w:asciiTheme="majorBidi" w:hAnsiTheme="majorBidi" w:cstheme="majorBidi"/>
+          <w:b/>
+          <w:bCs/>
+          <w:sz w:val="24"/>
+          <w:szCs w:val="24"/>
+          <w:lang w:val="ru-RU"/>
+        </w:rPr>
+      </w:pPr>
+    </w:p>
+    <w:p>
+      <w:pPr>
+        <w:rPr>
+          <w:rFonts w:asciiTheme="majorBidi" w:hAnsiTheme="majorBidi" w:cstheme="majorBidi"/>
+          <w:b/>
+          <w:bCs/>
+          <w:sz w:val="24"/>
+          <w:szCs w:val="24"/>
+          <w:lang w:val="ru-RU"/>
+        </w:rPr>
+      </w:pPr>
+    </w:p>
+    <w:p>
+      <w:pPr>
+        <w:rPr>
+          <w:rFonts w:asciiTheme="majorBidi" w:hAnsiTheme="majorBidi" w:cstheme="majorBidi"/>
+          <w:b/>
+          <w:bCs/>
+          <w:sz w:val="24"/>
+          <w:szCs w:val="24"/>
+          <w:lang w:val="ru-RU"/>
         </w:rPr>
       </w:pPr>
     </w:p>
@@ -3302,10 +3371,10 @@
           <wp:anchor distT="0" distB="0" distL="114300" distR="114300" simplePos="0" relativeHeight="251667456" behindDoc="0" locked="0" layoutInCell="1" allowOverlap="1">
             <wp:simplePos x="0" y="0"/>
             <wp:positionH relativeFrom="margin">
-              <wp:align>center</wp:align>
+              <wp:posOffset>623405</wp:posOffset>
             </wp:positionH>
             <wp:positionV relativeFrom="margin">
-              <wp:posOffset>3728720</wp:posOffset>
+              <wp:posOffset>6686246</wp:posOffset>
             </wp:positionV>
             <wp:extent cx="4547870" cy="586105"/>
             <wp:effectExtent l="0" t="0" r="5080" b="4445"/>
@@ -3322,7 +3391,7 @@
                     <pic:cNvPicPr/>
                   </pic:nvPicPr>
                   <pic:blipFill>
-                    <a:blip r:embed="rId17">
+                    <a:blip r:embed="rId19">
                       <a:extLst>
                         <a:ext uri="{28A0092B-C50C-407E-A947-70E740481C1C}">
                           <a14:useLocalDpi xmlns:a14="http://schemas.microsoft.com/office/drawing/2010/main" val="0"/>
@@ -3363,66 +3432,68 @@
           <w:szCs w:val="24"/>
           <w:lang w:val="ru-RU"/>
         </w:rPr>
-        <w:t>Управляемый пользователем</w:t>
-      </w:r>
-      <w:r>
-        <w:rPr>
-          <w:rFonts w:asciiTheme="majorBidi" w:hAnsiTheme="majorBidi" w:cstheme="majorBidi"/>
-          <w:b/>
-          <w:bCs/>
-          <w:sz w:val="24"/>
-          <w:szCs w:val="24"/>
-          <w:lang w:val="ru-RU"/>
-        </w:rPr>
-        <w:t>:</w:t>
-      </w:r>
-    </w:p>
-    <w:p>
-      <w:pPr>
-        <w:rPr>
-          <w:rFonts w:asciiTheme="majorBidi" w:hAnsiTheme="majorBidi" w:cstheme="majorBidi"/>
-          <w:b/>
-          <w:bCs/>
-          <w:sz w:val="24"/>
-          <w:szCs w:val="24"/>
-          <w:lang w:val="ru-RU"/>
-        </w:rPr>
-      </w:pPr>
-    </w:p>
-    <w:p>
-      <w:pPr>
-        <w:rPr>
-          <w:rFonts w:asciiTheme="majorBidi" w:hAnsiTheme="majorBidi" w:cstheme="majorBidi"/>
-          <w:b/>
-          <w:bCs/>
-          <w:sz w:val="24"/>
-          <w:szCs w:val="24"/>
-          <w:lang w:val="ru-RU"/>
-        </w:rPr>
-      </w:pPr>
-    </w:p>
-    <w:p>
-      <w:pPr>
-        <w:rPr>
-          <w:rFonts w:asciiTheme="majorBidi" w:hAnsiTheme="majorBidi" w:cstheme="majorBidi"/>
-          <w:b/>
-          <w:bCs/>
-          <w:sz w:val="24"/>
-          <w:szCs w:val="24"/>
-          <w:lang w:val="ru-RU"/>
-        </w:rPr>
-      </w:pPr>
-      <w:r>
-        <w:rPr>
-          <w:rFonts w:asciiTheme="majorBidi" w:hAnsiTheme="majorBidi" w:cstheme="majorBidi"/>
-          <w:b/>
-          <w:bCs/>
-          <w:sz w:val="24"/>
-          <w:szCs w:val="24"/>
-          <w:lang w:val="ru-RU"/>
-        </w:rPr>
-        <w:t>Управляемый программой:</w:t>
-      </w:r>
+        <w:t>Управляемый пользователем:</w:t>
+      </w:r>
+    </w:p>
+    <w:p>
+      <w:pPr>
+        <w:rPr>
+          <w:rFonts w:asciiTheme="majorBidi" w:hAnsiTheme="majorBidi" w:cstheme="majorBidi"/>
+          <w:b/>
+          <w:bCs/>
+          <w:sz w:val="24"/>
+          <w:szCs w:val="24"/>
+          <w:lang w:val="ru-RU"/>
+        </w:rPr>
+      </w:pPr>
+    </w:p>
+    <w:p>
+      <w:pPr>
+        <w:rPr>
+          <w:rFonts w:asciiTheme="majorBidi" w:hAnsiTheme="majorBidi" w:cstheme="majorBidi"/>
+          <w:b/>
+          <w:bCs/>
+          <w:sz w:val="24"/>
+          <w:szCs w:val="24"/>
+          <w:lang w:val="ru-RU"/>
+        </w:rPr>
+      </w:pPr>
+    </w:p>
+    <w:p>
+      <w:pPr>
+        <w:rPr>
+          <w:rFonts w:asciiTheme="majorBidi" w:hAnsiTheme="majorBidi" w:cstheme="majorBidi"/>
+          <w:b/>
+          <w:bCs/>
+          <w:sz w:val="24"/>
+          <w:szCs w:val="24"/>
+          <w:lang w:val="ru-RU"/>
+        </w:rPr>
+      </w:pPr>
+    </w:p>
+    <w:p>
+      <w:pPr>
+        <w:rPr>
+          <w:rFonts w:asciiTheme="majorBidi" w:hAnsiTheme="majorBidi" w:cstheme="majorBidi"/>
+          <w:b/>
+          <w:bCs/>
+          <w:sz w:val="24"/>
+          <w:szCs w:val="24"/>
+          <w:lang w:val="ru-RU"/>
+        </w:rPr>
+      </w:pPr>
+    </w:p>
+    <w:p>
+      <w:pPr>
+        <w:rPr>
+          <w:rFonts w:asciiTheme="majorBidi" w:hAnsiTheme="majorBidi" w:cstheme="majorBidi"/>
+          <w:b/>
+          <w:bCs/>
+          <w:sz w:val="24"/>
+          <w:szCs w:val="24"/>
+          <w:lang w:val="ru-RU"/>
+        </w:rPr>
+      </w:pPr>
     </w:p>
     <w:p>
       <w:pPr>
@@ -3445,14 +3516,15 @@
           <w:szCs w:val="24"/>
           <w:lang w:val="ru-RU" w:eastAsia="ru-RU"/>
         </w:rPr>
+        <w:lastRenderedPageBreak/>
         <w:drawing>
           <wp:anchor distT="0" distB="0" distL="114300" distR="114300" simplePos="0" relativeHeight="251668480" behindDoc="0" locked="0" layoutInCell="1" allowOverlap="1">
             <wp:simplePos x="0" y="0"/>
             <wp:positionH relativeFrom="margin">
-              <wp:posOffset>2336800</wp:posOffset>
+              <wp:posOffset>2578735</wp:posOffset>
             </wp:positionH>
             <wp:positionV relativeFrom="margin">
-              <wp:posOffset>4664406</wp:posOffset>
+              <wp:posOffset>-233873</wp:posOffset>
             </wp:positionV>
             <wp:extent cx="2675890" cy="3537585"/>
             <wp:effectExtent l="0" t="0" r="0" b="5715"/>
@@ -3469,7 +3541,7 @@
                     <pic:cNvPicPr/>
                   </pic:nvPicPr>
                   <pic:blipFill>
-                    <a:blip r:embed="rId18">
+                    <a:blip r:embed="rId20">
                       <a:extLst>
                         <a:ext uri="{28A0092B-C50C-407E-A947-70E740481C1C}">
                           <a14:useLocalDpi xmlns:a14="http://schemas.microsoft.com/office/drawing/2010/main" val="0"/>
@@ -3501,6 +3573,29 @@
           </wp:anchor>
         </w:drawing>
       </w:r>
+      <w:r>
+        <w:rPr>
+          <w:rFonts w:asciiTheme="majorBidi" w:hAnsiTheme="majorBidi" w:cstheme="majorBidi"/>
+          <w:b/>
+          <w:bCs/>
+          <w:sz w:val="24"/>
+          <w:szCs w:val="24"/>
+          <w:lang w:val="ru-RU"/>
+        </w:rPr>
+        <w:t>Управляемый программой:</w:t>
+      </w:r>
+    </w:p>
+    <w:p>
+      <w:pPr>
+        <w:rPr>
+          <w:rFonts w:asciiTheme="majorBidi" w:hAnsiTheme="majorBidi" w:cstheme="majorBidi"/>
+          <w:b/>
+          <w:bCs/>
+          <w:sz w:val="24"/>
+          <w:szCs w:val="24"/>
+          <w:lang w:val="ru-RU"/>
+        </w:rPr>
+      </w:pPr>
     </w:p>
     <w:p>
       <w:pPr>
@@ -3655,15 +3750,14 @@
           <w:szCs w:val="24"/>
           <w:lang w:val="ru-RU" w:eastAsia="ru-RU"/>
         </w:rPr>
-        <w:lastRenderedPageBreak/>
         <w:drawing>
           <wp:anchor distT="0" distB="0" distL="114300" distR="114300" simplePos="0" relativeHeight="251669504" behindDoc="0" locked="0" layoutInCell="1" allowOverlap="1">
             <wp:simplePos x="0" y="0"/>
             <wp:positionH relativeFrom="margin">
-              <wp:posOffset>1690370</wp:posOffset>
+              <wp:posOffset>2206266</wp:posOffset>
             </wp:positionH>
             <wp:positionV relativeFrom="margin">
-              <wp:posOffset>206679</wp:posOffset>
+              <wp:posOffset>4069328</wp:posOffset>
             </wp:positionV>
             <wp:extent cx="3858260" cy="4015105"/>
             <wp:effectExtent l="0" t="0" r="8890" b="4445"/>
@@ -3680,7 +3774,7 @@
                     <pic:cNvPicPr/>
                   </pic:nvPicPr>
                   <pic:blipFill>
-                    <a:blip r:embed="rId19">
+                    <a:blip r:embed="rId21">
                       <a:extLst>
                         <a:ext uri="{28A0092B-C50C-407E-A947-70E740481C1C}">
                           <a14:useLocalDpi xmlns:a14="http://schemas.microsoft.com/office/drawing/2010/main" val="0"/>
@@ -3712,6 +3806,18 @@
           </wp:anchor>
         </w:drawing>
       </w:r>
+    </w:p>
+    <w:p>
+      <w:pPr>
+        <w:rPr>
+          <w:rFonts w:asciiTheme="majorBidi" w:hAnsiTheme="majorBidi" w:cstheme="majorBidi"/>
+          <w:b/>
+          <w:bCs/>
+          <w:sz w:val="24"/>
+          <w:szCs w:val="24"/>
+          <w:lang w:val="ru-RU"/>
+        </w:rPr>
+      </w:pPr>
       <w:r>
         <w:rPr>
           <w:rFonts w:asciiTheme="majorBidi" w:hAnsiTheme="majorBidi" w:cstheme="majorBidi"/>
@@ -3755,149 +3861,139 @@
           <w:bCs/>
           <w:sz w:val="24"/>
           <w:szCs w:val="24"/>
-        </w:rPr>
-      </w:pPr>
-    </w:p>
-    <w:p>
-      <w:pPr>
-        <w:rPr>
-          <w:rFonts w:asciiTheme="majorBidi" w:hAnsiTheme="majorBidi" w:cstheme="majorBidi"/>
-          <w:b/>
-          <w:bCs/>
-          <w:sz w:val="24"/>
-          <w:szCs w:val="24"/>
-        </w:rPr>
-      </w:pPr>
-    </w:p>
-    <w:p>
-      <w:pPr>
-        <w:rPr>
-          <w:rFonts w:asciiTheme="majorBidi" w:hAnsiTheme="majorBidi" w:cstheme="majorBidi"/>
-          <w:b/>
-          <w:bCs/>
-          <w:sz w:val="24"/>
-          <w:szCs w:val="24"/>
-        </w:rPr>
-      </w:pPr>
-    </w:p>
-    <w:p>
-      <w:pPr>
-        <w:rPr>
-          <w:rFonts w:asciiTheme="majorBidi" w:hAnsiTheme="majorBidi" w:cstheme="majorBidi"/>
-          <w:b/>
-          <w:bCs/>
-          <w:sz w:val="24"/>
-          <w:szCs w:val="24"/>
-        </w:rPr>
-      </w:pPr>
-    </w:p>
-    <w:p>
-      <w:pPr>
-        <w:rPr>
-          <w:rFonts w:asciiTheme="majorBidi" w:hAnsiTheme="majorBidi" w:cstheme="majorBidi"/>
-          <w:b/>
-          <w:bCs/>
-          <w:sz w:val="24"/>
-          <w:szCs w:val="24"/>
-        </w:rPr>
-      </w:pPr>
-    </w:p>
-    <w:p>
-      <w:pPr>
-        <w:rPr>
-          <w:rFonts w:asciiTheme="majorBidi" w:hAnsiTheme="majorBidi" w:cstheme="majorBidi"/>
-          <w:b/>
-          <w:bCs/>
-          <w:sz w:val="24"/>
-          <w:szCs w:val="24"/>
-        </w:rPr>
-      </w:pPr>
-    </w:p>
-    <w:p>
-      <w:pPr>
-        <w:rPr>
-          <w:rFonts w:asciiTheme="majorBidi" w:hAnsiTheme="majorBidi" w:cstheme="majorBidi"/>
-          <w:b/>
-          <w:bCs/>
-          <w:sz w:val="24"/>
-          <w:szCs w:val="24"/>
-        </w:rPr>
-      </w:pPr>
-    </w:p>
-    <w:p>
-      <w:pPr>
-        <w:rPr>
-          <w:rFonts w:asciiTheme="majorBidi" w:hAnsiTheme="majorBidi" w:cstheme="majorBidi"/>
-          <w:b/>
-          <w:bCs/>
-          <w:sz w:val="24"/>
-          <w:szCs w:val="24"/>
-        </w:rPr>
-      </w:pPr>
-    </w:p>
-    <w:p>
-      <w:pPr>
-        <w:rPr>
-          <w:rFonts w:asciiTheme="majorBidi" w:hAnsiTheme="majorBidi" w:cstheme="majorBidi"/>
-          <w:b/>
-          <w:bCs/>
-          <w:sz w:val="24"/>
-          <w:szCs w:val="24"/>
-        </w:rPr>
-      </w:pPr>
-    </w:p>
-    <w:p>
-      <w:pPr>
-        <w:rPr>
-          <w:rFonts w:asciiTheme="majorBidi" w:hAnsiTheme="majorBidi" w:cstheme="majorBidi"/>
-          <w:b/>
-          <w:bCs/>
-          <w:sz w:val="24"/>
-          <w:szCs w:val="24"/>
-        </w:rPr>
-      </w:pPr>
-    </w:p>
-    <w:p>
-      <w:pPr>
-        <w:rPr>
-          <w:rFonts w:asciiTheme="majorBidi" w:hAnsiTheme="majorBidi" w:cstheme="majorBidi"/>
-          <w:b/>
-          <w:bCs/>
-          <w:sz w:val="24"/>
-          <w:szCs w:val="24"/>
-        </w:rPr>
-      </w:pPr>
-    </w:p>
-    <w:p>
-      <w:pPr>
-        <w:rPr>
-          <w:rFonts w:asciiTheme="majorBidi" w:hAnsiTheme="majorBidi" w:cstheme="majorBidi"/>
-          <w:b/>
-          <w:bCs/>
-          <w:sz w:val="24"/>
-          <w:szCs w:val="24"/>
-        </w:rPr>
-      </w:pPr>
-    </w:p>
-    <w:p>
-      <w:pPr>
-        <w:rPr>
-          <w:rFonts w:asciiTheme="majorBidi" w:hAnsiTheme="majorBidi" w:cstheme="majorBidi"/>
-          <w:b/>
-          <w:bCs/>
-          <w:sz w:val="24"/>
-          <w:szCs w:val="24"/>
-        </w:rPr>
-      </w:pPr>
-    </w:p>
-    <w:p>
-      <w:pPr>
-        <w:rPr>
-          <w:rFonts w:asciiTheme="majorBidi" w:hAnsiTheme="majorBidi" w:cstheme="majorBidi"/>
-          <w:b/>
-          <w:bCs/>
-          <w:sz w:val="24"/>
-          <w:szCs w:val="24"/>
+          <w:lang w:val="ru-RU"/>
+        </w:rPr>
+      </w:pPr>
+    </w:p>
+    <w:p>
+      <w:pPr>
+        <w:rPr>
+          <w:rFonts w:asciiTheme="majorBidi" w:hAnsiTheme="majorBidi" w:cstheme="majorBidi"/>
+          <w:b/>
+          <w:bCs/>
+          <w:sz w:val="24"/>
+          <w:szCs w:val="24"/>
+          <w:lang w:val="ru-RU"/>
+        </w:rPr>
+      </w:pPr>
+    </w:p>
+    <w:p>
+      <w:pPr>
+        <w:rPr>
+          <w:rFonts w:asciiTheme="majorBidi" w:hAnsiTheme="majorBidi" w:cstheme="majorBidi"/>
+          <w:b/>
+          <w:bCs/>
+          <w:sz w:val="24"/>
+          <w:szCs w:val="24"/>
+          <w:lang w:val="ru-RU"/>
+        </w:rPr>
+      </w:pPr>
+    </w:p>
+    <w:p>
+      <w:pPr>
+        <w:rPr>
+          <w:rFonts w:asciiTheme="majorBidi" w:hAnsiTheme="majorBidi" w:cstheme="majorBidi"/>
+          <w:b/>
+          <w:bCs/>
+          <w:sz w:val="24"/>
+          <w:szCs w:val="24"/>
+          <w:lang w:val="ru-RU"/>
+        </w:rPr>
+      </w:pPr>
+    </w:p>
+    <w:p>
+      <w:pPr>
+        <w:rPr>
+          <w:rFonts w:asciiTheme="majorBidi" w:hAnsiTheme="majorBidi" w:cstheme="majorBidi"/>
+          <w:b/>
+          <w:bCs/>
+          <w:sz w:val="24"/>
+          <w:szCs w:val="24"/>
+          <w:lang w:val="ru-RU"/>
+        </w:rPr>
+      </w:pPr>
+    </w:p>
+    <w:p>
+      <w:pPr>
+        <w:rPr>
+          <w:rFonts w:asciiTheme="majorBidi" w:hAnsiTheme="majorBidi" w:cstheme="majorBidi"/>
+          <w:b/>
+          <w:bCs/>
+          <w:sz w:val="24"/>
+          <w:szCs w:val="24"/>
+          <w:lang w:val="ru-RU"/>
+        </w:rPr>
+      </w:pPr>
+    </w:p>
+    <w:p>
+      <w:pPr>
+        <w:rPr>
+          <w:rFonts w:asciiTheme="majorBidi" w:hAnsiTheme="majorBidi" w:cstheme="majorBidi"/>
+          <w:b/>
+          <w:bCs/>
+          <w:sz w:val="24"/>
+          <w:szCs w:val="24"/>
+          <w:lang w:val="ru-RU"/>
+        </w:rPr>
+      </w:pPr>
+    </w:p>
+    <w:p>
+      <w:pPr>
+        <w:rPr>
+          <w:rFonts w:asciiTheme="majorBidi" w:hAnsiTheme="majorBidi" w:cstheme="majorBidi"/>
+          <w:b/>
+          <w:bCs/>
+          <w:sz w:val="24"/>
+          <w:szCs w:val="24"/>
+          <w:lang w:val="ru-RU"/>
+        </w:rPr>
+      </w:pPr>
+    </w:p>
+    <w:p>
+      <w:pPr>
+        <w:rPr>
+          <w:rFonts w:asciiTheme="majorBidi" w:hAnsiTheme="majorBidi" w:cstheme="majorBidi"/>
+          <w:b/>
+          <w:bCs/>
+          <w:sz w:val="24"/>
+          <w:szCs w:val="24"/>
+          <w:lang w:val="ru-RU"/>
+        </w:rPr>
+      </w:pPr>
+    </w:p>
+    <w:p>
+      <w:pPr>
+        <w:rPr>
+          <w:rFonts w:asciiTheme="majorBidi" w:hAnsiTheme="majorBidi" w:cstheme="majorBidi"/>
+          <w:b/>
+          <w:bCs/>
+          <w:sz w:val="24"/>
+          <w:szCs w:val="24"/>
+          <w:lang w:val="ru-RU"/>
+        </w:rPr>
+      </w:pPr>
+    </w:p>
+    <w:p>
+      <w:pPr>
+        <w:rPr>
+          <w:rFonts w:asciiTheme="majorBidi" w:hAnsiTheme="majorBidi" w:cstheme="majorBidi"/>
+          <w:b/>
+          <w:bCs/>
+          <w:sz w:val="24"/>
+          <w:szCs w:val="24"/>
+          <w:lang w:val="ru-RU"/>
+        </w:rPr>
+      </w:pPr>
+    </w:p>
+    <w:p>
+      <w:pPr>
+        <w:rPr>
+          <w:rFonts w:asciiTheme="majorBidi" w:hAnsiTheme="majorBidi" w:cstheme="majorBidi"/>
+          <w:b/>
+          <w:bCs/>
+          <w:sz w:val="24"/>
+          <w:szCs w:val="24"/>
+          <w:lang w:val="ru-RU"/>
         </w:rPr>
       </w:pPr>
     </w:p>
@@ -3922,6 +4018,7 @@
           <w:szCs w:val="24"/>
           <w:lang w:val="ru-RU"/>
         </w:rPr>
+        <w:lastRenderedPageBreak/>
         <w:t>3.6. Профиль пользователя</w:t>
       </w:r>
     </w:p>
@@ -3947,13 +4044,13 @@
           <w:lang w:val="ru-RU" w:eastAsia="ru-RU"/>
         </w:rPr>
         <w:drawing>
-          <wp:anchor distT="0" distB="0" distL="114300" distR="114300" simplePos="0" relativeHeight="251670528" behindDoc="0" locked="0" layoutInCell="1" allowOverlap="1">
+          <wp:anchor distT="0" distB="0" distL="114300" distR="114300" simplePos="0" relativeHeight="251676672" behindDoc="0" locked="0" layoutInCell="1" allowOverlap="1" wp14:anchorId="3E8A194B" wp14:editId="52F9299D">
             <wp:simplePos x="0" y="0"/>
             <wp:positionH relativeFrom="margin">
-              <wp:align>center</wp:align>
+              <wp:posOffset>0</wp:posOffset>
             </wp:positionH>
             <wp:positionV relativeFrom="margin">
-              <wp:posOffset>5341813</wp:posOffset>
+              <wp:posOffset>518353</wp:posOffset>
             </wp:positionV>
             <wp:extent cx="6256020" cy="1963420"/>
             <wp:effectExtent l="0" t="0" r="0" b="0"/>
@@ -3970,7 +4067,7 @@
                     <pic:cNvPicPr/>
                   </pic:nvPicPr>
                   <pic:blipFill rotWithShape="1">
-                    <a:blip r:embed="rId20">
+                    <a:blip r:embed="rId22">
                       <a:extLst>
                         <a:ext uri="{28A0092B-C50C-407E-A947-70E740481C1C}">
                           <a14:useLocalDpi xmlns:a14="http://schemas.microsoft.com/office/drawing/2010/main" val="0"/>
@@ -4018,54 +4115,31 @@
           <w:szCs w:val="24"/>
           <w:lang w:val="ru-RU"/>
         </w:rPr>
-        <w:t>Управляемый пользователем</w:t>
-      </w:r>
-      <w:r>
-        <w:rPr>
-          <w:rFonts w:asciiTheme="majorBidi" w:hAnsiTheme="majorBidi" w:cstheme="majorBidi"/>
-          <w:b/>
-          <w:bCs/>
-          <w:sz w:val="24"/>
-          <w:szCs w:val="24"/>
-          <w:lang w:val="ru-RU"/>
-        </w:rPr>
-        <w:t>:</w:t>
-      </w:r>
-    </w:p>
-    <w:p>
-      <w:pPr>
-        <w:rPr>
-          <w:rFonts w:asciiTheme="majorBidi" w:hAnsiTheme="majorBidi" w:cstheme="majorBidi"/>
-          <w:b/>
-          <w:bCs/>
-          <w:sz w:val="24"/>
-          <w:szCs w:val="24"/>
-        </w:rPr>
-      </w:pPr>
-    </w:p>
-    <w:p>
-      <w:pPr>
-        <w:rPr>
-          <w:rFonts w:asciiTheme="majorBidi" w:hAnsiTheme="majorBidi" w:cstheme="majorBidi"/>
-          <w:b/>
-          <w:bCs/>
-          <w:sz w:val="24"/>
-          <w:szCs w:val="24"/>
-          <w:lang w:val="ru-RU"/>
-        </w:rPr>
-      </w:pPr>
-    </w:p>
-    <w:p>
-      <w:pPr>
-        <w:rPr>
-          <w:rFonts w:asciiTheme="majorBidi" w:hAnsiTheme="majorBidi" w:cstheme="majorBidi"/>
-          <w:b/>
-          <w:bCs/>
-          <w:sz w:val="24"/>
-          <w:szCs w:val="24"/>
-          <w:lang w:val="ru-RU"/>
-        </w:rPr>
-      </w:pPr>
+        <w:t>Управляемый пользователем:</w:t>
+      </w:r>
+    </w:p>
+    <w:p>
+      <w:pPr>
+        <w:rPr>
+          <w:rFonts w:asciiTheme="majorBidi" w:hAnsiTheme="majorBidi" w:cstheme="majorBidi"/>
+          <w:b/>
+          <w:bCs/>
+          <w:sz w:val="24"/>
+          <w:szCs w:val="24"/>
+          <w:lang w:val="ru-RU"/>
+        </w:rPr>
+      </w:pPr>
+      <w:r>
+        <w:rPr>
+          <w:rFonts w:asciiTheme="majorBidi" w:hAnsiTheme="majorBidi" w:cstheme="majorBidi"/>
+          <w:b/>
+          <w:bCs/>
+          <w:sz w:val="24"/>
+          <w:szCs w:val="24"/>
+          <w:lang w:val="ru-RU"/>
+        </w:rPr>
+        <w:t>Управляемый программой:</w:t>
+      </w:r>
     </w:p>
     <w:p>
       <w:pPr>
@@ -4088,17 +4162,16 @@
           <w:szCs w:val="24"/>
           <w:lang w:val="ru-RU" w:eastAsia="ru-RU"/>
         </w:rPr>
-        <w:lastRenderedPageBreak/>
         <w:drawing>
           <wp:anchor distT="0" distB="0" distL="114300" distR="114300" simplePos="0" relativeHeight="251671552" behindDoc="0" locked="0" layoutInCell="1" allowOverlap="1">
             <wp:simplePos x="0" y="0"/>
             <wp:positionH relativeFrom="margin">
-              <wp:posOffset>817190</wp:posOffset>
+              <wp:posOffset>1812511</wp:posOffset>
             </wp:positionH>
             <wp:positionV relativeFrom="margin">
-              <wp:posOffset>254441</wp:posOffset>
+              <wp:posOffset>2878152</wp:posOffset>
             </wp:positionV>
-            <wp:extent cx="4610743" cy="5677692"/>
+            <wp:extent cx="4347210" cy="5353050"/>
             <wp:effectExtent l="0" t="0" r="0" b="0"/>
             <wp:wrapSquare wrapText="bothSides"/>
             <wp:docPr id="23" name="Picture 23"/>
@@ -4113,7 +4186,7 @@
                     <pic:cNvPicPr/>
                   </pic:nvPicPr>
                   <pic:blipFill>
-                    <a:blip r:embed="rId21">
+                    <a:blip r:embed="rId23">
                       <a:extLst>
                         <a:ext uri="{28A0092B-C50C-407E-A947-70E740481C1C}">
                           <a14:useLocalDpi xmlns:a14="http://schemas.microsoft.com/office/drawing/2010/main" val="0"/>
@@ -4127,7 +4200,7 @@
                   <pic:spPr>
                     <a:xfrm>
                       <a:off x="0" y="0"/>
-                      <a:ext cx="4610743" cy="5677692"/>
+                      <a:ext cx="4347210" cy="5353050"/>
                     </a:xfrm>
                     <a:prstGeom prst="rect">
                       <a:avLst/>
@@ -4136,31 +4209,15 @@
                 </pic:pic>
               </a:graphicData>
             </a:graphic>
+            <wp14:sizeRelH relativeFrom="margin">
+              <wp14:pctWidth>0</wp14:pctWidth>
+            </wp14:sizeRelH>
+            <wp14:sizeRelV relativeFrom="margin">
+              <wp14:pctHeight>0</wp14:pctHeight>
+            </wp14:sizeRelV>
           </wp:anchor>
         </w:drawing>
       </w:r>
-      <w:r>
-        <w:rPr>
-          <w:rFonts w:asciiTheme="majorBidi" w:hAnsiTheme="majorBidi" w:cstheme="majorBidi"/>
-          <w:b/>
-          <w:bCs/>
-          <w:sz w:val="24"/>
-          <w:szCs w:val="24"/>
-          <w:lang w:val="ru-RU"/>
-        </w:rPr>
-        <w:t>Управляемый программой:</w:t>
-      </w:r>
-    </w:p>
-    <w:p>
-      <w:pPr>
-        <w:rPr>
-          <w:rFonts w:asciiTheme="majorBidi" w:hAnsiTheme="majorBidi" w:cstheme="majorBidi"/>
-          <w:b/>
-          <w:bCs/>
-          <w:sz w:val="24"/>
-          <w:szCs w:val="24"/>
-        </w:rPr>
-      </w:pPr>
     </w:p>
     <w:p>
       <w:pPr>
@@ -6062,7 +6119,7 @@
 </file>
 
 <file path=customXml/itemProps1.xml><?xml version="1.0" encoding="utf-8"?>
-<ds:datastoreItem xmlns:ds="http://schemas.openxmlformats.org/officeDocument/2006/customXml" ds:itemID="{D1D3ED15-63EA-43D7-A0AE-3D3342987925}">
+<ds:datastoreItem xmlns:ds="http://schemas.openxmlformats.org/officeDocument/2006/customXml" ds:itemID="{99419D41-7666-4C9B-B56C-264E41A9746A}">
   <ds:schemaRefs>
     <ds:schemaRef ds:uri="http://schemas.openxmlformats.org/officeDocument/2006/bibliography"/>
   </ds:schemaRefs>
